--- a/Tài liệu/Tuấn/Báo cáo NCKH 2026.docx
+++ b/Tài liệu/Tuấn/Báo cáo NCKH 2026.docx
@@ -485,6 +485,454 @@
               <w:t>Nhóm sinh viên thực hiện:</w:t>
             </w:r>
           </w:p>
+          <w:tbl>
+            <w:tblPr>
+              <w:tblStyle w:val="TableGrid"/>
+              <w:tblW w:w="0" w:type="auto"/>
+              <w:tblInd w:w="595" w:type="dxa"/>
+              <w:tblBorders>
+                <w:top w:val="none" w:sz="0" w:space="0" w:color="auto"/>
+                <w:left w:val="none" w:sz="0" w:space="0" w:color="auto"/>
+                <w:bottom w:val="none" w:sz="0" w:space="0" w:color="auto"/>
+                <w:right w:val="none" w:sz="0" w:space="0" w:color="auto"/>
+                <w:insideH w:val="none" w:sz="0" w:space="0" w:color="auto"/>
+                <w:insideV w:val="none" w:sz="0" w:space="0" w:color="auto"/>
+              </w:tblBorders>
+              <w:tblLook w:val="04A0" w:firstRow="1" w:lastRow="0" w:firstColumn="1" w:lastColumn="0" w:noHBand="0" w:noVBand="1"/>
+            </w:tblPr>
+            <w:tblGrid>
+              <w:gridCol w:w="2693"/>
+              <w:gridCol w:w="2744"/>
+              <w:gridCol w:w="2359"/>
+            </w:tblGrid>
+            <w:tr>
+              <w:tc>
+                <w:tcPr>
+                  <w:tcW w:w="2693" w:type="dxa"/>
+                </w:tcPr>
+                <w:p>
+                  <w:pPr>
+                    <w:spacing w:line="360" w:lineRule="auto"/>
+                    <w:jc w:val="center"/>
+                    <w:rPr>
+                      <w:rFonts w:ascii="Times New Roman" w:hAnsi="Times New Roman" w:cs="Times New Roman"/>
+                      <w:b/>
+                      <w:bCs/>
+                      <w:color w:val="000000" w:themeColor="text1"/>
+                      <w:sz w:val="32"/>
+                      <w:szCs w:val="32"/>
+                    </w:rPr>
+                  </w:pPr>
+                  <w:r>
+                    <w:rPr>
+                      <w:rFonts w:ascii="Times New Roman" w:hAnsi="Times New Roman" w:cs="Times New Roman"/>
+                      <w:b/>
+                      <w:bCs/>
+                      <w:color w:val="000000" w:themeColor="text1"/>
+                      <w:sz w:val="32"/>
+                      <w:szCs w:val="32"/>
+                    </w:rPr>
+                    <w:t>Nguyễn Việt Tuấn</w:t>
+                  </w:r>
+                </w:p>
+              </w:tc>
+              <w:tc>
+                <w:tcPr>
+                  <w:tcW w:w="2744" w:type="dxa"/>
+                </w:tcPr>
+                <w:p>
+                  <w:pPr>
+                    <w:spacing w:line="360" w:lineRule="auto"/>
+                    <w:jc w:val="center"/>
+                    <w:rPr>
+                      <w:rFonts w:ascii="Times New Roman" w:hAnsi="Times New Roman" w:cs="Times New Roman"/>
+                      <w:b/>
+                      <w:bCs/>
+                      <w:color w:val="000000" w:themeColor="text1"/>
+                      <w:sz w:val="32"/>
+                      <w:szCs w:val="32"/>
+                    </w:rPr>
+                  </w:pPr>
+                  <w:r>
+                    <w:rPr>
+                      <w:rFonts w:ascii="Times New Roman" w:hAnsi="Times New Roman" w:cs="Times New Roman"/>
+                      <w:b/>
+                      <w:bCs/>
+                      <w:color w:val="000000" w:themeColor="text1"/>
+                      <w:sz w:val="32"/>
+                      <w:szCs w:val="32"/>
+                    </w:rPr>
+                    <w:t>Lớp: KHMT_K65</w:t>
+                  </w:r>
+                </w:p>
+              </w:tc>
+              <w:tc>
+                <w:tcPr>
+                  <w:tcW w:w="2359" w:type="dxa"/>
+                </w:tcPr>
+                <w:p>
+                  <w:pPr>
+                    <w:spacing w:line="360" w:lineRule="auto"/>
+                    <w:jc w:val="center"/>
+                    <w:rPr>
+                      <w:rFonts w:ascii="Times New Roman" w:hAnsi="Times New Roman" w:cs="Times New Roman"/>
+                      <w:b/>
+                      <w:bCs/>
+                      <w:color w:val="000000" w:themeColor="text1"/>
+                      <w:sz w:val="32"/>
+                      <w:szCs w:val="32"/>
+                    </w:rPr>
+                  </w:pPr>
+                  <w:r>
+                    <w:rPr>
+                      <w:rFonts w:ascii="Times New Roman" w:hAnsi="Times New Roman" w:cs="Times New Roman"/>
+                      <w:b/>
+                      <w:bCs/>
+                      <w:color w:val="000000" w:themeColor="text1"/>
+                      <w:sz w:val="32"/>
+                      <w:szCs w:val="32"/>
+                    </w:rPr>
+                    <w:t>Khoa: CNTT</w:t>
+                  </w:r>
+                </w:p>
+              </w:tc>
+            </w:tr>
+            <w:tr>
+              <w:tc>
+                <w:tcPr>
+                  <w:tcW w:w="2693" w:type="dxa"/>
+                </w:tcPr>
+                <w:p>
+                  <w:pPr>
+                    <w:spacing w:line="360" w:lineRule="auto"/>
+                    <w:jc w:val="center"/>
+                    <w:rPr>
+                      <w:rFonts w:ascii="Times New Roman" w:hAnsi="Times New Roman" w:cs="Times New Roman"/>
+                      <w:color w:val="000000" w:themeColor="text1"/>
+                      <w:sz w:val="32"/>
+                      <w:szCs w:val="32"/>
+                    </w:rPr>
+                  </w:pPr>
+                  <w:r>
+                    <w:rPr>
+                      <w:rFonts w:ascii="Times New Roman" w:hAnsi="Times New Roman" w:cs="Times New Roman"/>
+                      <w:color w:val="000000" w:themeColor="text1"/>
+                      <w:sz w:val="32"/>
+                      <w:szCs w:val="32"/>
+                    </w:rPr>
+                    <w:t>Từ Hoàng Thanh</w:t>
+                  </w:r>
+                </w:p>
+              </w:tc>
+              <w:tc>
+                <w:tcPr>
+                  <w:tcW w:w="2744" w:type="dxa"/>
+                </w:tcPr>
+                <w:p>
+                  <w:pPr>
+                    <w:spacing w:line="360" w:lineRule="auto"/>
+                    <w:jc w:val="center"/>
+                    <w:rPr>
+                      <w:rFonts w:ascii="Times New Roman" w:hAnsi="Times New Roman" w:cs="Times New Roman"/>
+                      <w:color w:val="000000" w:themeColor="text1"/>
+                      <w:sz w:val="32"/>
+                      <w:szCs w:val="32"/>
+                    </w:rPr>
+                  </w:pPr>
+                  <w:r>
+                    <w:rPr>
+                      <w:rFonts w:ascii="Times New Roman" w:hAnsi="Times New Roman" w:cs="Times New Roman"/>
+                      <w:color w:val="000000" w:themeColor="text1"/>
+                      <w:sz w:val="32"/>
+                      <w:szCs w:val="32"/>
+                    </w:rPr>
+                    <w:t>Lớp: KHMT_K65</w:t>
+                  </w:r>
+                </w:p>
+              </w:tc>
+              <w:tc>
+                <w:tcPr>
+                  <w:tcW w:w="2359" w:type="dxa"/>
+                </w:tcPr>
+                <w:p>
+                  <w:pPr>
+                    <w:spacing w:line="360" w:lineRule="auto"/>
+                    <w:jc w:val="center"/>
+                    <w:rPr>
+                      <w:rFonts w:ascii="Times New Roman" w:hAnsi="Times New Roman" w:cs="Times New Roman"/>
+                      <w:color w:val="000000" w:themeColor="text1"/>
+                      <w:sz w:val="32"/>
+                      <w:szCs w:val="32"/>
+                    </w:rPr>
+                  </w:pPr>
+                  <w:r>
+                    <w:rPr>
+                      <w:rFonts w:ascii="Times New Roman" w:hAnsi="Times New Roman" w:cs="Times New Roman"/>
+                      <w:color w:val="000000" w:themeColor="text1"/>
+                      <w:sz w:val="32"/>
+                      <w:szCs w:val="32"/>
+                    </w:rPr>
+                    <w:t>Khoa: CNTT</w:t>
+                  </w:r>
+                </w:p>
+              </w:tc>
+            </w:tr>
+            <w:tr>
+              <w:tc>
+                <w:tcPr>
+                  <w:tcW w:w="2693" w:type="dxa"/>
+                </w:tcPr>
+                <w:p>
+                  <w:pPr>
+                    <w:spacing w:line="360" w:lineRule="auto"/>
+                    <w:jc w:val="center"/>
+                    <w:rPr>
+                      <w:rFonts w:ascii="Times New Roman" w:hAnsi="Times New Roman" w:cs="Times New Roman"/>
+                      <w:color w:val="000000" w:themeColor="text1"/>
+                      <w:sz w:val="32"/>
+                      <w:szCs w:val="32"/>
+                    </w:rPr>
+                  </w:pPr>
+                  <w:r>
+                    <w:rPr>
+                      <w:rFonts w:ascii="Times New Roman" w:hAnsi="Times New Roman" w:cs="Times New Roman"/>
+                      <w:color w:val="000000" w:themeColor="text1"/>
+                      <w:sz w:val="32"/>
+                      <w:szCs w:val="32"/>
+                    </w:rPr>
+                    <w:t>Lò Hoàng Hải</w:t>
+                  </w:r>
+                </w:p>
+              </w:tc>
+              <w:tc>
+                <w:tcPr>
+                  <w:tcW w:w="2744" w:type="dxa"/>
+                </w:tcPr>
+                <w:p>
+                  <w:pPr>
+                    <w:spacing w:line="360" w:lineRule="auto"/>
+                    <w:jc w:val="center"/>
+                    <w:rPr>
+                      <w:rFonts w:ascii="Times New Roman" w:hAnsi="Times New Roman" w:cs="Times New Roman"/>
+                      <w:b/>
+                      <w:bCs/>
+                      <w:color w:val="000000" w:themeColor="text1"/>
+                      <w:sz w:val="32"/>
+                      <w:szCs w:val="32"/>
+                    </w:rPr>
+                  </w:pPr>
+                  <w:r>
+                    <w:rPr>
+                      <w:rFonts w:ascii="Times New Roman" w:hAnsi="Times New Roman" w:cs="Times New Roman"/>
+                      <w:color w:val="000000" w:themeColor="text1"/>
+                      <w:sz w:val="32"/>
+                      <w:szCs w:val="32"/>
+                    </w:rPr>
+                    <w:t>Lớp: KHMT_K65</w:t>
+                  </w:r>
+                </w:p>
+              </w:tc>
+              <w:tc>
+                <w:tcPr>
+                  <w:tcW w:w="2359" w:type="dxa"/>
+                </w:tcPr>
+                <w:p>
+                  <w:pPr>
+                    <w:tabs>
+                      <w:tab w:val="left" w:pos="916"/>
+                    </w:tabs>
+                    <w:spacing w:line="360" w:lineRule="auto"/>
+                    <w:jc w:val="center"/>
+                    <w:rPr>
+                      <w:rFonts w:ascii="Times New Roman" w:hAnsi="Times New Roman" w:cs="Times New Roman"/>
+                      <w:b/>
+                      <w:bCs/>
+                      <w:color w:val="000000" w:themeColor="text1"/>
+                      <w:sz w:val="32"/>
+                      <w:szCs w:val="32"/>
+                    </w:rPr>
+                  </w:pPr>
+                  <w:r>
+                    <w:rPr>
+                      <w:rFonts w:ascii="Times New Roman" w:hAnsi="Times New Roman" w:cs="Times New Roman"/>
+                      <w:color w:val="000000" w:themeColor="text1"/>
+                      <w:sz w:val="32"/>
+                      <w:szCs w:val="32"/>
+                    </w:rPr>
+                    <w:t>Khoa: CNTT</w:t>
+                  </w:r>
+                </w:p>
+              </w:tc>
+            </w:tr>
+            <w:tr>
+              <w:tc>
+                <w:tcPr>
+                  <w:tcW w:w="2693" w:type="dxa"/>
+                </w:tcPr>
+                <w:p>
+                  <w:pPr>
+                    <w:spacing w:line="360" w:lineRule="auto"/>
+                    <w:jc w:val="center"/>
+                    <w:rPr>
+                      <w:rFonts w:ascii="Times New Roman" w:hAnsi="Times New Roman" w:cs="Times New Roman"/>
+                      <w:color w:val="000000" w:themeColor="text1"/>
+                      <w:sz w:val="32"/>
+                      <w:szCs w:val="32"/>
+                    </w:rPr>
+                  </w:pPr>
+                  <w:r>
+                    <w:rPr>
+                      <w:rFonts w:ascii="Times New Roman" w:hAnsi="Times New Roman" w:cs="Times New Roman"/>
+                      <w:color w:val="000000" w:themeColor="text1"/>
+                      <w:sz w:val="32"/>
+                      <w:szCs w:val="32"/>
+                    </w:rPr>
+                    <w:t>Nguyễn Đình Khải</w:t>
+                  </w:r>
+                </w:p>
+              </w:tc>
+              <w:tc>
+                <w:tcPr>
+                  <w:tcW w:w="2744" w:type="dxa"/>
+                </w:tcPr>
+                <w:p>
+                  <w:pPr>
+                    <w:spacing w:line="360" w:lineRule="auto"/>
+                    <w:jc w:val="center"/>
+                    <w:rPr>
+                      <w:rFonts w:ascii="Times New Roman" w:hAnsi="Times New Roman" w:cs="Times New Roman"/>
+                      <w:b/>
+                      <w:bCs/>
+                      <w:color w:val="000000" w:themeColor="text1"/>
+                      <w:sz w:val="32"/>
+                      <w:szCs w:val="32"/>
+                    </w:rPr>
+                  </w:pPr>
+                  <w:r>
+                    <w:rPr>
+                      <w:rFonts w:ascii="Times New Roman" w:hAnsi="Times New Roman" w:cs="Times New Roman"/>
+                      <w:color w:val="000000" w:themeColor="text1"/>
+                      <w:sz w:val="32"/>
+                      <w:szCs w:val="32"/>
+                    </w:rPr>
+                    <w:t>Lớp: KHMT_K65</w:t>
+                  </w:r>
+                </w:p>
+              </w:tc>
+              <w:tc>
+                <w:tcPr>
+                  <w:tcW w:w="2359" w:type="dxa"/>
+                </w:tcPr>
+                <w:p>
+                  <w:pPr>
+                    <w:spacing w:line="360" w:lineRule="auto"/>
+                    <w:jc w:val="center"/>
+                    <w:rPr>
+                      <w:rFonts w:ascii="Times New Roman" w:hAnsi="Times New Roman" w:cs="Times New Roman"/>
+                      <w:b/>
+                      <w:bCs/>
+                      <w:color w:val="000000" w:themeColor="text1"/>
+                      <w:sz w:val="32"/>
+                      <w:szCs w:val="32"/>
+                    </w:rPr>
+                  </w:pPr>
+                  <w:r>
+                    <w:rPr>
+                      <w:rFonts w:ascii="Times New Roman" w:hAnsi="Times New Roman" w:cs="Times New Roman"/>
+                      <w:color w:val="000000" w:themeColor="text1"/>
+                      <w:sz w:val="32"/>
+                      <w:szCs w:val="32"/>
+                    </w:rPr>
+                    <w:t>Khoa: CNTT</w:t>
+                  </w:r>
+                </w:p>
+              </w:tc>
+            </w:tr>
+            <w:tr>
+              <w:tc>
+                <w:tcPr>
+                  <w:tcW w:w="2693" w:type="dxa"/>
+                </w:tcPr>
+                <w:p>
+                  <w:pPr>
+                    <w:spacing w:line="360" w:lineRule="auto"/>
+                    <w:jc w:val="center"/>
+                    <w:rPr>
+                      <w:rFonts w:ascii="Times New Roman" w:hAnsi="Times New Roman" w:cs="Times New Roman"/>
+                      <w:color w:val="000000" w:themeColor="text1"/>
+                      <w:sz w:val="32"/>
+                      <w:szCs w:val="32"/>
+                    </w:rPr>
+                  </w:pPr>
+                  <w:r>
+                    <w:rPr>
+                      <w:rFonts w:ascii="Times New Roman" w:hAnsi="Times New Roman" w:cs="Times New Roman"/>
+                      <w:color w:val="000000" w:themeColor="text1"/>
+                      <w:sz w:val="32"/>
+                      <w:szCs w:val="32"/>
+                    </w:rPr>
+                    <w:t>Phạm Tiến Đạt</w:t>
+                  </w:r>
+                </w:p>
+              </w:tc>
+              <w:tc>
+                <w:tcPr>
+                  <w:tcW w:w="2744" w:type="dxa"/>
+                </w:tcPr>
+                <w:p>
+                  <w:pPr>
+                    <w:spacing w:line="360" w:lineRule="auto"/>
+                    <w:jc w:val="center"/>
+                    <w:rPr>
+                      <w:rFonts w:ascii="Times New Roman" w:hAnsi="Times New Roman" w:cs="Times New Roman"/>
+                      <w:b/>
+                      <w:bCs/>
+                      <w:color w:val="000000" w:themeColor="text1"/>
+                      <w:sz w:val="32"/>
+                      <w:szCs w:val="32"/>
+                    </w:rPr>
+                  </w:pPr>
+                  <w:r>
+                    <w:rPr>
+                      <w:rFonts w:ascii="Times New Roman" w:hAnsi="Times New Roman" w:cs="Times New Roman"/>
+                      <w:color w:val="000000" w:themeColor="text1"/>
+                      <w:sz w:val="32"/>
+                      <w:szCs w:val="32"/>
+                    </w:rPr>
+                    <w:t>Lớp: KHMT_K65</w:t>
+                  </w:r>
+                </w:p>
+              </w:tc>
+              <w:tc>
+                <w:tcPr>
+                  <w:tcW w:w="2359" w:type="dxa"/>
+                </w:tcPr>
+                <w:p>
+                  <w:pPr>
+                    <w:spacing w:line="360" w:lineRule="auto"/>
+                    <w:jc w:val="center"/>
+                    <w:rPr>
+                      <w:rFonts w:ascii="Times New Roman" w:hAnsi="Times New Roman" w:cs="Times New Roman"/>
+                      <w:b/>
+                      <w:bCs/>
+                      <w:color w:val="000000" w:themeColor="text1"/>
+                      <w:sz w:val="32"/>
+                      <w:szCs w:val="32"/>
+                    </w:rPr>
+                  </w:pPr>
+                  <w:r>
+                    <w:rPr>
+                      <w:rFonts w:ascii="Times New Roman" w:hAnsi="Times New Roman" w:cs="Times New Roman"/>
+                      <w:color w:val="000000" w:themeColor="text1"/>
+                      <w:sz w:val="32"/>
+                      <w:szCs w:val="32"/>
+                    </w:rPr>
+                    <w:t>Khoa: CNTT</w:t>
+                  </w:r>
+                </w:p>
+              </w:tc>
+            </w:tr>
+          </w:tbl>
           <w:p>
             <w:pPr>
               <w:spacing w:line="360" w:lineRule="auto"/>
@@ -493,308 +941,11 @@
                 <w:rFonts w:ascii="Times New Roman" w:hAnsi="Times New Roman" w:cs="Times New Roman"/>
                 <w:b/>
                 <w:bCs/>
-                <w:iCs/>
-                <w:sz w:val="30"/>
-                <w:szCs w:val="30"/>
+                <w:color w:val="000000" w:themeColor="text1"/>
+                <w:sz w:val="32"/>
+                <w:szCs w:val="32"/>
               </w:rPr>
             </w:pPr>
-            <w:r>
-              <w:rPr>
-                <w:rFonts w:ascii="Times New Roman" w:hAnsi="Times New Roman" w:cs="Times New Roman"/>
-                <w:b/>
-                <w:bCs/>
-                <w:iCs/>
-                <w:sz w:val="30"/>
-                <w:szCs w:val="30"/>
-                <w:lang w:val="en-US"/>
-              </w:rPr>
-              <w:t>Nguyễn Việt Tuấn        Lớp: KHMT65      Khoa: CNTT</w:t>
-            </w:r>
-          </w:p>
-          <w:p>
-            <w:pPr>
-              <w:spacing w:line="360" w:lineRule="auto"/>
-              <w:ind w:left="1595"/>
-              <w:rPr>
-                <w:rFonts w:ascii="Times New Roman" w:hAnsi="Times New Roman" w:cs="Times New Roman"/>
-                <w:bCs/>
-                <w:iCs/>
-                <w:sz w:val="30"/>
-                <w:szCs w:val="30"/>
-              </w:rPr>
-            </w:pPr>
-            <w:r>
-              <w:rPr>
-                <w:rFonts w:ascii="Times New Roman" w:hAnsi="Times New Roman" w:cs="Times New Roman"/>
-                <w:bCs/>
-                <w:iCs/>
-                <w:sz w:val="30"/>
-                <w:szCs w:val="30"/>
-                <w:lang w:val="en-US"/>
-              </w:rPr>
-              <w:t>Từ</w:t>
-            </w:r>
-            <w:r>
-              <w:rPr>
-                <w:rFonts w:ascii="Times New Roman" w:hAnsi="Times New Roman" w:cs="Times New Roman"/>
-                <w:bCs/>
-                <w:iCs/>
-                <w:sz w:val="30"/>
-                <w:szCs w:val="30"/>
-              </w:rPr>
-              <w:t xml:space="preserve"> Hoàng Thanh </w:t>
-            </w:r>
-            <w:r>
-              <w:rPr>
-                <w:rFonts w:ascii="Times New Roman" w:hAnsi="Times New Roman" w:cs="Times New Roman"/>
-                <w:bCs/>
-                <w:iCs/>
-                <w:sz w:val="30"/>
-                <w:szCs w:val="30"/>
-                <w:lang w:val="en-US"/>
-              </w:rPr>
-              <w:t xml:space="preserve">      Lớp: KHMT65      Khoa: CNTT</w:t>
-            </w:r>
-          </w:p>
-          <w:p>
-            <w:pPr>
-              <w:spacing w:line="360" w:lineRule="auto"/>
-              <w:ind w:left="1595"/>
-              <w:rPr>
-                <w:rFonts w:ascii="Times New Roman" w:hAnsi="Times New Roman" w:cs="Times New Roman"/>
-                <w:bCs/>
-                <w:iCs/>
-                <w:sz w:val="30"/>
-                <w:szCs w:val="30"/>
-              </w:rPr>
-            </w:pPr>
-            <w:r>
-              <w:rPr>
-                <w:rFonts w:ascii="Times New Roman" w:hAnsi="Times New Roman" w:cs="Times New Roman"/>
-                <w:bCs/>
-                <w:iCs/>
-                <w:sz w:val="30"/>
-                <w:szCs w:val="30"/>
-                <w:lang w:val="en-US"/>
-              </w:rPr>
-              <w:t>Lò</w:t>
-            </w:r>
-            <w:r>
-              <w:rPr>
-                <w:rFonts w:ascii="Times New Roman" w:hAnsi="Times New Roman" w:cs="Times New Roman"/>
-                <w:bCs/>
-                <w:iCs/>
-                <w:sz w:val="30"/>
-                <w:szCs w:val="30"/>
-              </w:rPr>
-              <w:t xml:space="preserve"> Hoàng Hải</w:t>
-            </w:r>
-            <w:r>
-              <w:rPr>
-                <w:rFonts w:ascii="Times New Roman" w:hAnsi="Times New Roman" w:cs="Times New Roman"/>
-                <w:bCs/>
-                <w:iCs/>
-                <w:sz w:val="30"/>
-                <w:szCs w:val="30"/>
-                <w:lang w:val="en-US"/>
-              </w:rPr>
-              <w:t xml:space="preserve"> </w:t>
-            </w:r>
-            <w:r>
-              <w:rPr>
-                <w:rFonts w:ascii="Times New Roman" w:hAnsi="Times New Roman" w:cs="Times New Roman"/>
-                <w:bCs/>
-                <w:iCs/>
-                <w:sz w:val="30"/>
-                <w:szCs w:val="30"/>
-              </w:rPr>
-              <w:t xml:space="preserve">    </w:t>
-            </w:r>
-            <w:r>
-              <w:rPr>
-                <w:rFonts w:ascii="Times New Roman" w:hAnsi="Times New Roman" w:cs="Times New Roman"/>
-                <w:bCs/>
-                <w:iCs/>
-                <w:sz w:val="30"/>
-                <w:szCs w:val="30"/>
-              </w:rPr>
-              <w:t xml:space="preserve"> </w:t>
-            </w:r>
-            <w:r>
-              <w:rPr>
-                <w:rFonts w:ascii="Times New Roman" w:hAnsi="Times New Roman" w:cs="Times New Roman"/>
-                <w:bCs/>
-                <w:iCs/>
-                <w:sz w:val="30"/>
-                <w:szCs w:val="30"/>
-              </w:rPr>
-              <w:t xml:space="preserve"> </w:t>
-            </w:r>
-            <w:r>
-              <w:rPr>
-                <w:rFonts w:ascii="Times New Roman" w:hAnsi="Times New Roman" w:cs="Times New Roman"/>
-                <w:bCs/>
-                <w:iCs/>
-                <w:sz w:val="30"/>
-                <w:szCs w:val="30"/>
-                <w:lang w:val="en-US"/>
-              </w:rPr>
-              <w:t xml:space="preserve">  </w:t>
-            </w:r>
-            <w:r>
-              <w:rPr>
-                <w:rFonts w:ascii="Times New Roman" w:hAnsi="Times New Roman" w:cs="Times New Roman"/>
-                <w:bCs/>
-                <w:iCs/>
-                <w:sz w:val="30"/>
-                <w:szCs w:val="30"/>
-              </w:rPr>
-              <w:t xml:space="preserve"> </w:t>
-            </w:r>
-            <w:r>
-              <w:rPr>
-                <w:rFonts w:ascii="Times New Roman" w:hAnsi="Times New Roman" w:cs="Times New Roman"/>
-                <w:bCs/>
-                <w:iCs/>
-                <w:sz w:val="30"/>
-                <w:szCs w:val="30"/>
-                <w:lang w:val="en-US"/>
-              </w:rPr>
-              <w:t xml:space="preserve">  Lớp: KHMT65     </w:t>
-            </w:r>
-            <w:r>
-              <w:rPr>
-                <w:rFonts w:ascii="Times New Roman" w:hAnsi="Times New Roman" w:cs="Times New Roman"/>
-                <w:bCs/>
-                <w:iCs/>
-                <w:sz w:val="30"/>
-                <w:szCs w:val="30"/>
-              </w:rPr>
-              <w:t xml:space="preserve"> </w:t>
-            </w:r>
-            <w:r>
-              <w:rPr>
-                <w:rFonts w:ascii="Times New Roman" w:hAnsi="Times New Roman" w:cs="Times New Roman"/>
-                <w:bCs/>
-                <w:iCs/>
-                <w:sz w:val="30"/>
-                <w:szCs w:val="30"/>
-                <w:lang w:val="en-US"/>
-              </w:rPr>
-              <w:t>Khoa: CNTT</w:t>
-            </w:r>
-          </w:p>
-          <w:p>
-            <w:pPr>
-              <w:spacing w:line="360" w:lineRule="auto"/>
-              <w:ind w:left="1595"/>
-              <w:rPr>
-                <w:rFonts w:ascii="Times New Roman" w:hAnsi="Times New Roman" w:cs="Times New Roman"/>
-                <w:bCs/>
-                <w:iCs/>
-                <w:sz w:val="30"/>
-                <w:szCs w:val="30"/>
-                <w:lang w:val="en-US"/>
-              </w:rPr>
-            </w:pPr>
-            <w:r>
-              <w:rPr>
-                <w:rFonts w:ascii="Times New Roman" w:hAnsi="Times New Roman" w:cs="Times New Roman"/>
-                <w:bCs/>
-                <w:iCs/>
-                <w:sz w:val="30"/>
-                <w:szCs w:val="30"/>
-                <w:lang w:val="en-US"/>
-              </w:rPr>
-              <w:t>Nguyễn</w:t>
-            </w:r>
-            <w:r>
-              <w:rPr>
-                <w:rFonts w:ascii="Times New Roman" w:hAnsi="Times New Roman" w:cs="Times New Roman"/>
-                <w:bCs/>
-                <w:iCs/>
-                <w:sz w:val="30"/>
-                <w:szCs w:val="30"/>
-              </w:rPr>
-              <w:t xml:space="preserve"> Đình Khải </w:t>
-            </w:r>
-            <w:r>
-              <w:rPr>
-                <w:rFonts w:ascii="Times New Roman" w:hAnsi="Times New Roman" w:cs="Times New Roman"/>
-                <w:bCs/>
-                <w:iCs/>
-                <w:sz w:val="30"/>
-                <w:szCs w:val="30"/>
-                <w:lang w:val="en-US"/>
-              </w:rPr>
-              <w:t xml:space="preserve">  </w:t>
-            </w:r>
-            <w:r>
-              <w:rPr>
-                <w:rFonts w:ascii="Times New Roman" w:hAnsi="Times New Roman" w:cs="Times New Roman"/>
-                <w:bCs/>
-                <w:iCs/>
-                <w:sz w:val="30"/>
-                <w:szCs w:val="30"/>
-              </w:rPr>
-              <w:t xml:space="preserve">  </w:t>
-            </w:r>
-            <w:r>
-              <w:rPr>
-                <w:rFonts w:ascii="Times New Roman" w:hAnsi="Times New Roman" w:cs="Times New Roman"/>
-                <w:bCs/>
-                <w:iCs/>
-                <w:sz w:val="30"/>
-                <w:szCs w:val="30"/>
-                <w:lang w:val="en-US"/>
-              </w:rPr>
-              <w:t xml:space="preserve">Lớp: KHMT65      </w:t>
-            </w:r>
-            <w:r>
-              <w:rPr>
-                <w:rFonts w:ascii="Times New Roman" w:hAnsi="Times New Roman" w:cs="Times New Roman"/>
-                <w:bCs/>
-                <w:iCs/>
-                <w:sz w:val="30"/>
-                <w:szCs w:val="30"/>
-              </w:rPr>
-              <w:t xml:space="preserve"> </w:t>
-            </w:r>
-            <w:r>
-              <w:rPr>
-                <w:rFonts w:ascii="Times New Roman" w:hAnsi="Times New Roman" w:cs="Times New Roman"/>
-                <w:bCs/>
-                <w:iCs/>
-                <w:sz w:val="30"/>
-                <w:szCs w:val="30"/>
-                <w:lang w:val="en-US"/>
-              </w:rPr>
-              <w:t>Khoa: CNTT</w:t>
-            </w:r>
-          </w:p>
-          <w:p>
-            <w:pPr>
-              <w:spacing w:line="360" w:lineRule="auto"/>
-              <w:ind w:left="1595"/>
-              <w:rPr>
-                <w:rFonts w:ascii="Times New Roman" w:hAnsi="Times New Roman" w:cs="Times New Roman"/>
-                <w:bCs/>
-                <w:iCs/>
-                <w:sz w:val="30"/>
-                <w:szCs w:val="30"/>
-              </w:rPr>
-            </w:pPr>
-            <w:r>
-              <w:rPr>
-                <w:rFonts w:ascii="Times New Roman" w:hAnsi="Times New Roman" w:cs="Times New Roman"/>
-                <w:bCs/>
-                <w:iCs/>
-                <w:sz w:val="30"/>
-                <w:szCs w:val="30"/>
-                <w:lang w:val="en-US"/>
-              </w:rPr>
-              <w:t>Phạm Tiến Đạt           Lớp: KHMT65      Khoa: CNTT</w:t>
-            </w:r>
           </w:p>
           <w:p>
             <w:pPr>
@@ -853,7 +1004,19 @@
           <w:p>
             <w:pPr>
               <w:spacing w:line="360" w:lineRule="auto"/>
-              <w:ind w:left="2160"/>
+              <w:rPr>
+                <w:rFonts w:ascii="Times New Roman" w:hAnsi="Times New Roman" w:cs="Times New Roman"/>
+                <w:b/>
+                <w:bCs/>
+                <w:color w:val="000000" w:themeColor="text1"/>
+                <w:sz w:val="26"/>
+                <w:szCs w:val="26"/>
+              </w:rPr>
+            </w:pPr>
+          </w:p>
+          <w:p>
+            <w:pPr>
+              <w:spacing w:line="360" w:lineRule="auto"/>
               <w:jc w:val="center"/>
               <w:rPr>
                 <w:rFonts w:ascii="Times New Roman" w:hAnsi="Times New Roman" w:cs="Times New Roman"/>
@@ -865,37 +1028,6 @@
                 <w:lang w:val="en-US"/>
               </w:rPr>
             </w:pPr>
-          </w:p>
-          <w:p>
-            <w:pPr>
-              <w:spacing w:line="360" w:lineRule="auto"/>
-              <w:ind w:left="2160"/>
-              <w:jc w:val="center"/>
-              <w:rPr>
-                <w:rFonts w:ascii="Times New Roman" w:hAnsi="Times New Roman" w:cs="Times New Roman"/>
-                <w:b/>
-                <w:bCs/>
-                <w:color w:val="000000" w:themeColor="text1"/>
-                <w:sz w:val="26"/>
-                <w:szCs w:val="26"/>
-                <w:lang w:val="en-US"/>
-              </w:rPr>
-            </w:pPr>
-          </w:p>
-          <w:p>
-            <w:pPr>
-              <w:spacing w:line="360" w:lineRule="auto"/>
-              <w:jc w:val="center"/>
-              <w:rPr>
-                <w:rFonts w:ascii="Times New Roman" w:hAnsi="Times New Roman" w:cs="Times New Roman"/>
-                <w:b/>
-                <w:bCs/>
-                <w:color w:val="000000" w:themeColor="text1"/>
-                <w:sz w:val="26"/>
-                <w:szCs w:val="26"/>
-                <w:lang w:val="en-US"/>
-              </w:rPr>
-            </w:pPr>
             <w:r>
               <w:rPr>
                 <w:rFonts w:ascii="Times New Roman" w:hAnsi="Times New Roman" w:cs="Times New Roman"/>
@@ -933,10 +1065,9 @@
           <w:color w:val="000000" w:themeColor="text1"/>
           <w:sz w:val="36"/>
           <w:szCs w:val="36"/>
-          <w:lang w:val="en-US"/>
-        </w:rPr>
-      </w:pPr>
-      <w:bookmarkStart w:id="0" w:name="_Toc226674043"/>
+        </w:rPr>
+      </w:pPr>
+      <w:bookmarkStart w:id="0" w:name="_Toc227768059"/>
       <w:r>
         <w:rPr>
           <w:rFonts w:cs="Times New Roman"/>
@@ -946,7 +1077,16 @@
           <w:lang w:val="en-US"/>
         </w:rPr>
         <w:lastRenderedPageBreak/>
-        <w:t>Mục lục</w:t>
+        <w:t>MỤC</w:t>
+      </w:r>
+      <w:r>
+        <w:rPr>
+          <w:rFonts w:cs="Times New Roman"/>
+          <w:color w:val="000000" w:themeColor="text1"/>
+          <w:sz w:val="36"/>
+          <w:szCs w:val="36"/>
+        </w:rPr>
+        <w:t xml:space="preserve"> LỤC</w:t>
       </w:r>
       <w:bookmarkEnd w:id="0"/>
     </w:p>
@@ -1000,7 +1140,7 @@
           </w:pPr>
           <w:r>
             <w:rPr>
-              <w:rFonts w:ascii="Times New Roman" w:hAnsi="Times New Roman" w:cs="Times New Roman"/>
+              <w:rFonts w:ascii="Times  New Roman" w:hAnsi="Times  New Roman" w:cs="Times New Roman"/>
               <w:noProof w:val="0"/>
               <w:color w:val="000000" w:themeColor="text1"/>
               <w:sz w:val="26"/>
@@ -1010,7 +1150,7 @@
           </w:r>
           <w:r>
             <w:rPr>
-              <w:rFonts w:ascii="Times New Roman" w:hAnsi="Times New Roman" w:cs="Times New Roman"/>
+              <w:rFonts w:ascii="Times  New Roman" w:hAnsi="Times  New Roman" w:cs="Times New Roman"/>
               <w:color w:val="000000" w:themeColor="text1"/>
               <w:sz w:val="26"/>
               <w:szCs w:val="26"/>
@@ -1019,7 +1159,7 @@
           </w:r>
           <w:r>
             <w:rPr>
-              <w:rFonts w:ascii="Times New Roman" w:hAnsi="Times New Roman" w:cs="Times New Roman"/>
+              <w:rFonts w:ascii="Times  New Roman" w:hAnsi="Times  New Roman" w:cs="Times New Roman"/>
               <w:noProof w:val="0"/>
               <w:color w:val="000000" w:themeColor="text1"/>
               <w:sz w:val="26"/>
@@ -1027,13 +1167,13 @@
             </w:rPr>
             <w:fldChar w:fldCharType="separate"/>
           </w:r>
-          <w:hyperlink w:anchor="_Toc226674043" w:history="1">
+          <w:hyperlink w:anchor="_Toc227768059" w:history="1">
             <w:r>
               <w:rPr>
                 <w:rStyle w:val="Hyperlink"/>
                 <w:rFonts w:cs="Times New Roman"/>
               </w:rPr>
-              <w:t>Mục lục</w:t>
+              <w:t>MỤC LỤC</w:t>
             </w:r>
             <w:r>
               <w:rPr>
@@ -1051,7 +1191,7 @@
               <w:rPr>
                 <w:webHidden/>
               </w:rPr>
-              <w:instrText xml:space="preserve"> PAGEREF _Toc226674043 \h </w:instrText>
+              <w:instrText xml:space="preserve"> PAGEREF _Toc227768059 \h </w:instrText>
             </w:r>
             <w:r>
               <w:rPr>
@@ -1088,7 +1228,7 @@
               <w:szCs w:val="24"/>
             </w:rPr>
           </w:pPr>
-          <w:hyperlink w:anchor="_Toc226674044" w:history="1">
+          <w:hyperlink w:anchor="_Toc227768060" w:history="1">
             <w:r>
               <w:rPr>
                 <w:rStyle w:val="Hyperlink"/>
@@ -1112,7 +1252,7 @@
               <w:rPr>
                 <w:webHidden/>
               </w:rPr>
-              <w:instrText xml:space="preserve"> PAGEREF _Toc226674044 \h </w:instrText>
+              <w:instrText xml:space="preserve"> PAGEREF _Toc227768060 \h </w:instrText>
             </w:r>
             <w:r>
               <w:rPr>
@@ -1149,7 +1289,7 @@
               <w:szCs w:val="24"/>
             </w:rPr>
           </w:pPr>
-          <w:hyperlink w:anchor="_Toc226674045" w:history="1">
+          <w:hyperlink w:anchor="_Toc227768061" w:history="1">
             <w:r>
               <w:rPr>
                 <w:rStyle w:val="Hyperlink"/>
@@ -1173,7 +1313,7 @@
               <w:rPr>
                 <w:webHidden/>
               </w:rPr>
-              <w:instrText xml:space="preserve"> PAGEREF _Toc226674045 \h </w:instrText>
+              <w:instrText xml:space="preserve"> PAGEREF _Toc227768061 \h </w:instrText>
             </w:r>
             <w:r>
               <w:rPr>
@@ -1210,7 +1350,7 @@
               <w:szCs w:val="24"/>
             </w:rPr>
           </w:pPr>
-          <w:hyperlink w:anchor="_Toc226674046" w:history="1">
+          <w:hyperlink w:anchor="_Toc227768062" w:history="1">
             <w:r>
               <w:rPr>
                 <w:rStyle w:val="Hyperlink"/>
@@ -1234,7 +1374,7 @@
               <w:rPr>
                 <w:webHidden/>
               </w:rPr>
-              <w:instrText xml:space="preserve"> PAGEREF _Toc226674046 \h </w:instrText>
+              <w:instrText xml:space="preserve"> PAGEREF _Toc227768062 \h </w:instrText>
             </w:r>
             <w:r>
               <w:rPr>
@@ -1251,7 +1391,7 @@
               <w:rPr>
                 <w:webHidden/>
               </w:rPr>
-              <w:t>5</w:t>
+              <w:t>6</w:t>
             </w:r>
             <w:r>
               <w:rPr>
@@ -1271,7 +1411,7 @@
               <w:szCs w:val="24"/>
             </w:rPr>
           </w:pPr>
-          <w:hyperlink w:anchor="_Toc226674047" w:history="1">
+          <w:hyperlink w:anchor="_Toc227768063" w:history="1">
             <w:r>
               <w:rPr>
                 <w:rStyle w:val="Hyperlink"/>
@@ -1296,7 +1436,7 @@
               <w:rPr>
                 <w:webHidden/>
               </w:rPr>
-              <w:instrText xml:space="preserve"> PAGEREF _Toc226674047 \h </w:instrText>
+              <w:instrText xml:space="preserve"> PAGEREF _Toc227768063 \h </w:instrText>
             </w:r>
             <w:r>
               <w:rPr>
@@ -1335,7 +1475,7 @@
               <w:lang w:val="en-US"/>
             </w:rPr>
           </w:pPr>
-          <w:hyperlink w:anchor="_Toc226674048" w:history="1">
+          <w:hyperlink w:anchor="_Toc227768064" w:history="1">
             <w:r>
               <w:rPr>
                 <w:rStyle w:val="Hyperlink"/>
@@ -1358,7 +1498,7 @@
               <w:rPr>
                 <w:webHidden/>
               </w:rPr>
-              <w:instrText xml:space="preserve"> PAGEREF _Toc226674048 \h </w:instrText>
+              <w:instrText xml:space="preserve"> PAGEREF _Toc227768064 \h </w:instrText>
             </w:r>
             <w:r>
               <w:rPr>
@@ -1397,7 +1537,7 @@
               <w:lang w:val="en-US"/>
             </w:rPr>
           </w:pPr>
-          <w:hyperlink w:anchor="_Toc226674049" w:history="1">
+          <w:hyperlink w:anchor="_Toc227768065" w:history="1">
             <w:r>
               <w:rPr>
                 <w:rStyle w:val="Hyperlink"/>
@@ -1420,7 +1560,7 @@
               <w:rPr>
                 <w:webHidden/>
               </w:rPr>
-              <w:instrText xml:space="preserve"> PAGEREF _Toc226674049 \h </w:instrText>
+              <w:instrText xml:space="preserve"> PAGEREF _Toc227768065 \h </w:instrText>
             </w:r>
             <w:r>
               <w:rPr>
@@ -1461,7 +1601,7 @@
               <w:lang w:val="en-US"/>
             </w:rPr>
           </w:pPr>
-          <w:hyperlink w:anchor="_Toc226674050" w:history="1">
+          <w:hyperlink w:anchor="_Toc227768066" w:history="1">
             <w:r>
               <w:rPr>
                 <w:rStyle w:val="Hyperlink"/>
@@ -1492,7 +1632,7 @@
                 <w:noProof/>
                 <w:webHidden/>
               </w:rPr>
-              <w:instrText xml:space="preserve"> PAGEREF _Toc226674050 \h </w:instrText>
+              <w:instrText xml:space="preserve"> PAGEREF _Toc227768066 \h </w:instrText>
             </w:r>
             <w:r>
               <w:rPr>
@@ -1537,7 +1677,7 @@
               <w:lang w:val="en-US"/>
             </w:rPr>
           </w:pPr>
-          <w:hyperlink w:anchor="_Toc226674051" w:history="1">
+          <w:hyperlink w:anchor="_Toc227768067" w:history="1">
             <w:r>
               <w:rPr>
                 <w:rStyle w:val="Hyperlink"/>
@@ -1568,7 +1708,7 @@
                 <w:noProof/>
                 <w:webHidden/>
               </w:rPr>
-              <w:instrText xml:space="preserve"> PAGEREF _Toc226674051 \h </w:instrText>
+              <w:instrText xml:space="preserve"> PAGEREF _Toc227768067 \h </w:instrText>
             </w:r>
             <w:r>
               <w:rPr>
@@ -1613,7 +1753,7 @@
               <w:lang w:val="en-US"/>
             </w:rPr>
           </w:pPr>
-          <w:hyperlink w:anchor="_Toc226674052" w:history="1">
+          <w:hyperlink w:anchor="_Toc227768068" w:history="1">
             <w:r>
               <w:rPr>
                 <w:rStyle w:val="Hyperlink"/>
@@ -1644,7 +1784,7 @@
                 <w:noProof/>
                 <w:webHidden/>
               </w:rPr>
-              <w:instrText xml:space="preserve"> PAGEREF _Toc226674052 \h </w:instrText>
+              <w:instrText xml:space="preserve"> PAGEREF _Toc227768068 \h </w:instrText>
             </w:r>
             <w:r>
               <w:rPr>
@@ -1687,7 +1827,7 @@
               <w:lang w:val="en-US"/>
             </w:rPr>
           </w:pPr>
-          <w:hyperlink w:anchor="_Toc226674053" w:history="1">
+          <w:hyperlink w:anchor="_Toc227768069" w:history="1">
             <w:r>
               <w:rPr>
                 <w:rStyle w:val="Hyperlink"/>
@@ -1727,7 +1867,7 @@
               <w:rPr>
                 <w:webHidden/>
               </w:rPr>
-              <w:instrText xml:space="preserve"> PAGEREF _Toc226674053 \h </w:instrText>
+              <w:instrText xml:space="preserve"> PAGEREF _Toc227768069 \h </w:instrText>
             </w:r>
             <w:r>
               <w:rPr>
@@ -1768,7 +1908,7 @@
               <w:lang w:val="en-US"/>
             </w:rPr>
           </w:pPr>
-          <w:hyperlink w:anchor="_Toc226674054" w:history="1">
+          <w:hyperlink w:anchor="_Toc227768070" w:history="1">
             <w:r>
               <w:rPr>
                 <w:rStyle w:val="Hyperlink"/>
@@ -1799,7 +1939,7 @@
                 <w:noProof/>
                 <w:webHidden/>
               </w:rPr>
-              <w:instrText xml:space="preserve"> PAGEREF _Toc226674054 \h </w:instrText>
+              <w:instrText xml:space="preserve"> PAGEREF _Toc227768070 \h </w:instrText>
             </w:r>
             <w:r>
               <w:rPr>
@@ -1844,7 +1984,7 @@
               <w:lang w:val="en-US"/>
             </w:rPr>
           </w:pPr>
-          <w:hyperlink w:anchor="_Toc226674055" w:history="1">
+          <w:hyperlink w:anchor="_Toc227768071" w:history="1">
             <w:r>
               <w:rPr>
                 <w:rStyle w:val="Hyperlink"/>
@@ -1875,7 +2015,7 @@
                 <w:noProof/>
                 <w:webHidden/>
               </w:rPr>
-              <w:instrText xml:space="preserve"> PAGEREF _Toc226674055 \h </w:instrText>
+              <w:instrText xml:space="preserve"> PAGEREF _Toc227768071 \h </w:instrText>
             </w:r>
             <w:r>
               <w:rPr>
@@ -1916,7 +2056,7 @@
               <w:szCs w:val="24"/>
             </w:rPr>
           </w:pPr>
-          <w:hyperlink w:anchor="_Toc226674056" w:history="1">
+          <w:hyperlink w:anchor="_Toc227768072" w:history="1">
             <w:r>
               <w:rPr>
                 <w:rStyle w:val="Hyperlink"/>
@@ -1940,7 +2080,7 @@
               <w:rPr>
                 <w:webHidden/>
               </w:rPr>
-              <w:instrText xml:space="preserve"> PAGEREF _Toc226674056 \h </w:instrText>
+              <w:instrText xml:space="preserve"> PAGEREF _Toc227768072 \h </w:instrText>
             </w:r>
             <w:r>
               <w:rPr>
@@ -1979,7 +2119,7 @@
               <w:lang w:val="en-US"/>
             </w:rPr>
           </w:pPr>
-          <w:hyperlink w:anchor="_Toc226674057" w:history="1">
+          <w:hyperlink w:anchor="_Toc227768073" w:history="1">
             <w:r>
               <w:rPr>
                 <w:rStyle w:val="Hyperlink"/>
@@ -2002,7 +2142,7 @@
               <w:rPr>
                 <w:webHidden/>
               </w:rPr>
-              <w:instrText xml:space="preserve"> PAGEREF _Toc226674057 \h </w:instrText>
+              <w:instrText xml:space="preserve"> PAGEREF _Toc227768073 \h </w:instrText>
             </w:r>
             <w:r>
               <w:rPr>
@@ -2043,7 +2183,7 @@
               <w:lang w:val="en-US"/>
             </w:rPr>
           </w:pPr>
-          <w:hyperlink w:anchor="_Toc226674058" w:history="1">
+          <w:hyperlink w:anchor="_Toc227768074" w:history="1">
             <w:r>
               <w:rPr>
                 <w:rStyle w:val="Hyperlink"/>
@@ -2073,7 +2213,7 @@
                 <w:noProof/>
                 <w:webHidden/>
               </w:rPr>
-              <w:instrText xml:space="preserve"> PAGEREF _Toc226674058 \h </w:instrText>
+              <w:instrText xml:space="preserve"> PAGEREF _Toc227768074 \h </w:instrText>
             </w:r>
             <w:r>
               <w:rPr>
@@ -2118,7 +2258,7 @@
               <w:lang w:val="en-US"/>
             </w:rPr>
           </w:pPr>
-          <w:hyperlink w:anchor="_Toc226674059" w:history="1">
+          <w:hyperlink w:anchor="_Toc227768075" w:history="1">
             <w:r>
               <w:rPr>
                 <w:rStyle w:val="Hyperlink"/>
@@ -2148,7 +2288,7 @@
                 <w:noProof/>
                 <w:webHidden/>
               </w:rPr>
-              <w:instrText xml:space="preserve"> PAGEREF _Toc226674059 \h </w:instrText>
+              <w:instrText xml:space="preserve"> PAGEREF _Toc227768075 \h </w:instrText>
             </w:r>
             <w:r>
               <w:rPr>
@@ -2193,7 +2333,7 @@
               <w:lang w:val="en-US"/>
             </w:rPr>
           </w:pPr>
-          <w:hyperlink w:anchor="_Toc226674060" w:history="1">
+          <w:hyperlink w:anchor="_Toc227768076" w:history="1">
             <w:r>
               <w:rPr>
                 <w:rStyle w:val="Hyperlink"/>
@@ -2223,7 +2363,7 @@
                 <w:noProof/>
                 <w:webHidden/>
               </w:rPr>
-              <w:instrText xml:space="preserve"> PAGEREF _Toc226674060 \h </w:instrText>
+              <w:instrText xml:space="preserve"> PAGEREF _Toc227768076 \h </w:instrText>
             </w:r>
             <w:r>
               <w:rPr>
@@ -2268,7 +2408,7 @@
               <w:lang w:val="en-US"/>
             </w:rPr>
           </w:pPr>
-          <w:hyperlink w:anchor="_Toc226674061" w:history="1">
+          <w:hyperlink w:anchor="_Toc227768077" w:history="1">
             <w:r>
               <w:rPr>
                 <w:rStyle w:val="Hyperlink"/>
@@ -2298,7 +2438,7 @@
                 <w:noProof/>
                 <w:webHidden/>
               </w:rPr>
-              <w:instrText xml:space="preserve"> PAGEREF _Toc226674061 \h </w:instrText>
+              <w:instrText xml:space="preserve"> PAGEREF _Toc227768077 \h </w:instrText>
             </w:r>
             <w:r>
               <w:rPr>
@@ -2341,7 +2481,7 @@
               <w:lang w:val="en-US"/>
             </w:rPr>
           </w:pPr>
-          <w:hyperlink w:anchor="_Toc226674062" w:history="1">
+          <w:hyperlink w:anchor="_Toc227768078" w:history="1">
             <w:r>
               <w:rPr>
                 <w:rStyle w:val="Hyperlink"/>
@@ -2364,7 +2504,7 @@
               <w:rPr>
                 <w:webHidden/>
               </w:rPr>
-              <w:instrText xml:space="preserve"> PAGEREF _Toc226674062 \h </w:instrText>
+              <w:instrText xml:space="preserve"> PAGEREF _Toc227768078 \h </w:instrText>
             </w:r>
             <w:r>
               <w:rPr>
@@ -2405,7 +2545,7 @@
               <w:lang w:val="en-US"/>
             </w:rPr>
           </w:pPr>
-          <w:hyperlink w:anchor="_Toc226674063" w:history="1">
+          <w:hyperlink w:anchor="_Toc227768079" w:history="1">
             <w:r>
               <w:rPr>
                 <w:rStyle w:val="Hyperlink"/>
@@ -2435,7 +2575,7 @@
                 <w:noProof/>
                 <w:webHidden/>
               </w:rPr>
-              <w:instrText xml:space="preserve"> PAGEREF _Toc226674063 \h </w:instrText>
+              <w:instrText xml:space="preserve"> PAGEREF _Toc227768079 \h </w:instrText>
             </w:r>
             <w:r>
               <w:rPr>
@@ -2480,7 +2620,7 @@
               <w:lang w:val="en-US"/>
             </w:rPr>
           </w:pPr>
-          <w:hyperlink w:anchor="_Toc226674064" w:history="1">
+          <w:hyperlink w:anchor="_Toc227768080" w:history="1">
             <w:r>
               <w:rPr>
                 <w:rStyle w:val="Hyperlink"/>
@@ -2510,7 +2650,7 @@
                 <w:noProof/>
                 <w:webHidden/>
               </w:rPr>
-              <w:instrText xml:space="preserve"> PAGEREF _Toc226674064 \h </w:instrText>
+              <w:instrText xml:space="preserve"> PAGEREF _Toc227768080 \h </w:instrText>
             </w:r>
             <w:r>
               <w:rPr>
@@ -2555,7 +2695,7 @@
               <w:lang w:val="en-US"/>
             </w:rPr>
           </w:pPr>
-          <w:hyperlink w:anchor="_Toc226674065" w:history="1">
+          <w:hyperlink w:anchor="_Toc227768081" w:history="1">
             <w:r>
               <w:rPr>
                 <w:rStyle w:val="Hyperlink"/>
@@ -2585,7 +2725,7 @@
                 <w:noProof/>
                 <w:webHidden/>
               </w:rPr>
-              <w:instrText xml:space="preserve"> PAGEREF _Toc226674065 \h </w:instrText>
+              <w:instrText xml:space="preserve"> PAGEREF _Toc227768081 \h </w:instrText>
             </w:r>
             <w:r>
               <w:rPr>
@@ -2628,7 +2768,7 @@
               <w:lang w:val="en-US"/>
             </w:rPr>
           </w:pPr>
-          <w:hyperlink w:anchor="_Toc226674066" w:history="1">
+          <w:hyperlink w:anchor="_Toc227768082" w:history="1">
             <w:r>
               <w:rPr>
                 <w:rStyle w:val="Hyperlink"/>
@@ -2671,7 +2811,7 @@
               <w:rPr>
                 <w:webHidden/>
               </w:rPr>
-              <w:instrText xml:space="preserve"> PAGEREF _Toc226674066 \h </w:instrText>
+              <w:instrText xml:space="preserve"> PAGEREF _Toc227768082 \h </w:instrText>
             </w:r>
             <w:r>
               <w:rPr>
@@ -2712,7 +2852,7 @@
               <w:lang w:val="en-US"/>
             </w:rPr>
           </w:pPr>
-          <w:hyperlink w:anchor="_Toc226674067" w:history="1">
+          <w:hyperlink w:anchor="_Toc227768083" w:history="1">
             <w:r>
               <w:rPr>
                 <w:rStyle w:val="Hyperlink"/>
@@ -2742,7 +2882,7 @@
                 <w:noProof/>
                 <w:webHidden/>
               </w:rPr>
-              <w:instrText xml:space="preserve"> PAGEREF _Toc226674067 \h </w:instrText>
+              <w:instrText xml:space="preserve"> PAGEREF _Toc227768083 \h </w:instrText>
             </w:r>
             <w:r>
               <w:rPr>
@@ -2787,7 +2927,7 @@
               <w:lang w:val="en-US"/>
             </w:rPr>
           </w:pPr>
-          <w:hyperlink w:anchor="_Toc226674068" w:history="1">
+          <w:hyperlink w:anchor="_Toc227768084" w:history="1">
             <w:r>
               <w:rPr>
                 <w:rStyle w:val="Hyperlink"/>
@@ -2817,7 +2957,7 @@
                 <w:noProof/>
                 <w:webHidden/>
               </w:rPr>
-              <w:instrText xml:space="preserve"> PAGEREF _Toc226674068 \h </w:instrText>
+              <w:instrText xml:space="preserve"> PAGEREF _Toc227768084 \h </w:instrText>
             </w:r>
             <w:r>
               <w:rPr>
@@ -2862,7 +3002,7 @@
               <w:lang w:val="en-US"/>
             </w:rPr>
           </w:pPr>
-          <w:hyperlink w:anchor="_Toc226674069" w:history="1">
+          <w:hyperlink w:anchor="_Toc227768085" w:history="1">
             <w:r>
               <w:rPr>
                 <w:rStyle w:val="Hyperlink"/>
@@ -2892,7 +3032,7 @@
                 <w:noProof/>
                 <w:webHidden/>
               </w:rPr>
-              <w:instrText xml:space="preserve"> PAGEREF _Toc226674069 \h </w:instrText>
+              <w:instrText xml:space="preserve"> PAGEREF _Toc227768085 \h </w:instrText>
             </w:r>
             <w:r>
               <w:rPr>
@@ -2937,7 +3077,7 @@
               <w:lang w:val="en-US"/>
             </w:rPr>
           </w:pPr>
-          <w:hyperlink w:anchor="_Toc226674070" w:history="1">
+          <w:hyperlink w:anchor="_Toc227768086" w:history="1">
             <w:r>
               <w:rPr>
                 <w:rStyle w:val="Hyperlink"/>
@@ -2999,7 +3139,7 @@
                 <w:noProof/>
                 <w:webHidden/>
               </w:rPr>
-              <w:instrText xml:space="preserve"> PAGEREF _Toc226674070 \h </w:instrText>
+              <w:instrText xml:space="preserve"> PAGEREF _Toc227768086 \h </w:instrText>
             </w:r>
             <w:r>
               <w:rPr>
@@ -3044,7 +3184,7 @@
               <w:lang w:val="en-US"/>
             </w:rPr>
           </w:pPr>
-          <w:hyperlink w:anchor="_Toc226674071" w:history="1">
+          <w:hyperlink w:anchor="_Toc227768087" w:history="1">
             <w:r>
               <w:rPr>
                 <w:rStyle w:val="Hyperlink"/>
@@ -3095,7 +3235,7 @@
                 <w:noProof/>
                 <w:webHidden/>
               </w:rPr>
-              <w:instrText xml:space="preserve"> PAGEREF _Toc226674071 \h </w:instrText>
+              <w:instrText xml:space="preserve"> PAGEREF _Toc227768087 \h </w:instrText>
             </w:r>
             <w:r>
               <w:rPr>
@@ -3136,7 +3276,7 @@
               <w:szCs w:val="24"/>
             </w:rPr>
           </w:pPr>
-          <w:hyperlink w:anchor="_Toc226674072" w:history="1">
+          <w:hyperlink w:anchor="_Toc227768088" w:history="1">
             <w:r>
               <w:rPr>
                 <w:rStyle w:val="Hyperlink"/>
@@ -3175,7 +3315,7 @@
               <w:rPr>
                 <w:webHidden/>
               </w:rPr>
-              <w:instrText xml:space="preserve"> PAGEREF _Toc226674072 \h </w:instrText>
+              <w:instrText xml:space="preserve"> PAGEREF _Toc227768088 \h </w:instrText>
             </w:r>
             <w:r>
               <w:rPr>
@@ -3214,7 +3354,7 @@
               <w:lang w:val="en-US"/>
             </w:rPr>
           </w:pPr>
-          <w:hyperlink w:anchor="_Toc226674073" w:history="1">
+          <w:hyperlink w:anchor="_Toc227768089" w:history="1">
             <w:r>
               <w:rPr>
                 <w:rStyle w:val="Hyperlink"/>
@@ -3237,7 +3377,7 @@
               <w:rPr>
                 <w:webHidden/>
               </w:rPr>
-              <w:instrText xml:space="preserve"> PAGEREF _Toc226674073 \h </w:instrText>
+              <w:instrText xml:space="preserve"> PAGEREF _Toc227768089 \h </w:instrText>
             </w:r>
             <w:r>
               <w:rPr>
@@ -3276,7 +3416,7 @@
               <w:lang w:val="en-US"/>
             </w:rPr>
           </w:pPr>
-          <w:hyperlink w:anchor="_Toc226674074" w:history="1">
+          <w:hyperlink w:anchor="_Toc227768090" w:history="1">
             <w:r>
               <w:rPr>
                 <w:rStyle w:val="Hyperlink"/>
@@ -3299,7 +3439,7 @@
               <w:rPr>
                 <w:webHidden/>
               </w:rPr>
-              <w:instrText xml:space="preserve"> PAGEREF _Toc226674074 \h </w:instrText>
+              <w:instrText xml:space="preserve"> PAGEREF _Toc227768090 \h </w:instrText>
             </w:r>
             <w:r>
               <w:rPr>
@@ -3340,7 +3480,7 @@
               <w:lang w:val="en-US"/>
             </w:rPr>
           </w:pPr>
-          <w:hyperlink w:anchor="_Toc226674075" w:history="1">
+          <w:hyperlink w:anchor="_Toc227768091" w:history="1">
             <w:r>
               <w:rPr>
                 <w:rStyle w:val="Hyperlink"/>
@@ -3392,7 +3532,7 @@
                 <w:noProof/>
                 <w:webHidden/>
               </w:rPr>
-              <w:instrText xml:space="preserve"> PAGEREF _Toc226674075 \h </w:instrText>
+              <w:instrText xml:space="preserve"> PAGEREF _Toc227768091 \h </w:instrText>
             </w:r>
             <w:r>
               <w:rPr>
@@ -3437,7 +3577,7 @@
               <w:lang w:val="en-US"/>
             </w:rPr>
           </w:pPr>
-          <w:hyperlink w:anchor="_Toc226674076" w:history="1">
+          <w:hyperlink w:anchor="_Toc227768092" w:history="1">
             <w:r>
               <w:rPr>
                 <w:rStyle w:val="Hyperlink"/>
@@ -3478,7 +3618,7 @@
                 <w:noProof/>
                 <w:webHidden/>
               </w:rPr>
-              <w:instrText xml:space="preserve"> PAGEREF _Toc226674076 \h </w:instrText>
+              <w:instrText xml:space="preserve"> PAGEREF _Toc227768092 \h </w:instrText>
             </w:r>
             <w:r>
               <w:rPr>
@@ -3521,7 +3661,7 @@
               <w:lang w:val="en-US"/>
             </w:rPr>
           </w:pPr>
-          <w:hyperlink w:anchor="_Toc226674077" w:history="1">
+          <w:hyperlink w:anchor="_Toc227768093" w:history="1">
             <w:r>
               <w:rPr>
                 <w:rStyle w:val="Hyperlink"/>
@@ -3558,7 +3698,7 @@
               <w:rPr>
                 <w:webHidden/>
               </w:rPr>
-              <w:instrText xml:space="preserve"> PAGEREF _Toc226674077 \h </w:instrText>
+              <w:instrText xml:space="preserve"> PAGEREF _Toc227768093 \h </w:instrText>
             </w:r>
             <w:r>
               <w:rPr>
@@ -3599,7 +3739,7 @@
               <w:lang w:val="en-US"/>
             </w:rPr>
           </w:pPr>
-          <w:hyperlink w:anchor="_Toc226674078" w:history="1">
+          <w:hyperlink w:anchor="_Toc227768094" w:history="1">
             <w:r>
               <w:rPr>
                 <w:rStyle w:val="Hyperlink"/>
@@ -3629,7 +3769,7 @@
                 <w:noProof/>
                 <w:webHidden/>
               </w:rPr>
-              <w:instrText xml:space="preserve"> PAGEREF _Toc226674078 \h </w:instrText>
+              <w:instrText xml:space="preserve"> PAGEREF _Toc227768094 \h </w:instrText>
             </w:r>
             <w:r>
               <w:rPr>
@@ -3674,7 +3814,7 @@
               <w:lang w:val="en-US"/>
             </w:rPr>
           </w:pPr>
-          <w:hyperlink w:anchor="_Toc226674079" w:history="1">
+          <w:hyperlink w:anchor="_Toc227768095" w:history="1">
             <w:r>
               <w:rPr>
                 <w:rStyle w:val="Hyperlink"/>
@@ -3704,7 +3844,7 @@
                 <w:noProof/>
                 <w:webHidden/>
               </w:rPr>
-              <w:instrText xml:space="preserve"> PAGEREF _Toc226674079 \h </w:instrText>
+              <w:instrText xml:space="preserve"> PAGEREF _Toc227768095 \h </w:instrText>
             </w:r>
             <w:r>
               <w:rPr>
@@ -3749,7 +3889,7 @@
               <w:lang w:val="en-US"/>
             </w:rPr>
           </w:pPr>
-          <w:hyperlink w:anchor="_Toc226674080" w:history="1">
+          <w:hyperlink w:anchor="_Toc227768096" w:history="1">
             <w:r>
               <w:rPr>
                 <w:rStyle w:val="Hyperlink"/>
@@ -3779,7 +3919,7 @@
                 <w:noProof/>
                 <w:webHidden/>
               </w:rPr>
-              <w:instrText xml:space="preserve"> PAGEREF _Toc226674080 \h </w:instrText>
+              <w:instrText xml:space="preserve"> PAGEREF _Toc227768096 \h </w:instrText>
             </w:r>
             <w:r>
               <w:rPr>
@@ -3822,7 +3962,7 @@
               <w:lang w:val="en-US"/>
             </w:rPr>
           </w:pPr>
-          <w:hyperlink w:anchor="_Toc226674081" w:history="1">
+          <w:hyperlink w:anchor="_Toc227768097" w:history="1">
             <w:r>
               <w:rPr>
                 <w:rStyle w:val="Hyperlink"/>
@@ -3845,7 +3985,7 @@
               <w:rPr>
                 <w:webHidden/>
               </w:rPr>
-              <w:instrText xml:space="preserve"> PAGEREF _Toc226674081 \h </w:instrText>
+              <w:instrText xml:space="preserve"> PAGEREF _Toc227768097 \h </w:instrText>
             </w:r>
             <w:r>
               <w:rPr>
@@ -3886,7 +4026,7 @@
               <w:lang w:val="en-US"/>
             </w:rPr>
           </w:pPr>
-          <w:hyperlink w:anchor="_Toc226674082" w:history="1">
+          <w:hyperlink w:anchor="_Toc227768098" w:history="1">
             <w:r>
               <w:rPr>
                 <w:rStyle w:val="Hyperlink"/>
@@ -3916,7 +4056,7 @@
                 <w:noProof/>
                 <w:webHidden/>
               </w:rPr>
-              <w:instrText xml:space="preserve"> PAGEREF _Toc226674082 \h </w:instrText>
+              <w:instrText xml:space="preserve"> PAGEREF _Toc227768098 \h </w:instrText>
             </w:r>
             <w:r>
               <w:rPr>
@@ -3961,7 +4101,7 @@
               <w:lang w:val="en-US"/>
             </w:rPr>
           </w:pPr>
-          <w:hyperlink w:anchor="_Toc226674083" w:history="1">
+          <w:hyperlink w:anchor="_Toc227768099" w:history="1">
             <w:r>
               <w:rPr>
                 <w:rStyle w:val="Hyperlink"/>
@@ -3991,7 +4131,7 @@
                 <w:noProof/>
                 <w:webHidden/>
               </w:rPr>
-              <w:instrText xml:space="preserve"> PAGEREF _Toc226674083 \h </w:instrText>
+              <w:instrText xml:space="preserve"> PAGEREF _Toc227768099 \h </w:instrText>
             </w:r>
             <w:r>
               <w:rPr>
@@ -4032,13 +4172,13 @@
               <w:szCs w:val="24"/>
             </w:rPr>
           </w:pPr>
-          <w:hyperlink w:anchor="_Toc226674084" w:history="1">
+          <w:hyperlink w:anchor="_Toc227768100" w:history="1">
             <w:r>
               <w:rPr>
                 <w:rStyle w:val="Hyperlink"/>
                 <w:rFonts w:cs="Times New Roman"/>
               </w:rPr>
-              <w:t>CHƯƠNG 4. Kết luận và Hướng phát triển</w:t>
+              <w:t>Chương 4. Kết luận và Hướng phát triển</w:t>
             </w:r>
             <w:r>
               <w:rPr>
@@ -4056,7 +4196,7 @@
               <w:rPr>
                 <w:webHidden/>
               </w:rPr>
-              <w:instrText xml:space="preserve"> PAGEREF _Toc226674084 \h </w:instrText>
+              <w:instrText xml:space="preserve"> PAGEREF _Toc227768100 \h </w:instrText>
             </w:r>
             <w:r>
               <w:rPr>
@@ -4095,7 +4235,7 @@
               <w:lang w:val="en-US"/>
             </w:rPr>
           </w:pPr>
-          <w:hyperlink w:anchor="_Toc226674085" w:history="1">
+          <w:hyperlink w:anchor="_Toc227768101" w:history="1">
             <w:r>
               <w:rPr>
                 <w:rStyle w:val="Hyperlink"/>
@@ -4125,7 +4265,7 @@
               <w:rPr>
                 <w:webHidden/>
               </w:rPr>
-              <w:instrText xml:space="preserve"> PAGEREF _Toc226674085 \h </w:instrText>
+              <w:instrText xml:space="preserve"> PAGEREF _Toc227768101 \h </w:instrText>
             </w:r>
             <w:r>
               <w:rPr>
@@ -4166,7 +4306,7 @@
               <w:lang w:val="en-US"/>
             </w:rPr>
           </w:pPr>
-          <w:hyperlink w:anchor="_Toc226674086" w:history="1">
+          <w:hyperlink w:anchor="_Toc227768102" w:history="1">
             <w:r>
               <w:rPr>
                 <w:rStyle w:val="Hyperlink"/>
@@ -4196,7 +4336,7 @@
                 <w:noProof/>
                 <w:webHidden/>
               </w:rPr>
-              <w:instrText xml:space="preserve"> PAGEREF _Toc226674086 \h </w:instrText>
+              <w:instrText xml:space="preserve"> PAGEREF _Toc227768102 \h </w:instrText>
             </w:r>
             <w:r>
               <w:rPr>
@@ -4241,7 +4381,7 @@
               <w:lang w:val="en-US"/>
             </w:rPr>
           </w:pPr>
-          <w:hyperlink w:anchor="_Toc226674087" w:history="1">
+          <w:hyperlink w:anchor="_Toc227768103" w:history="1">
             <w:r>
               <w:rPr>
                 <w:rStyle w:val="Hyperlink"/>
@@ -4271,7 +4411,7 @@
                 <w:noProof/>
                 <w:webHidden/>
               </w:rPr>
-              <w:instrText xml:space="preserve"> PAGEREF _Toc226674087 \h </w:instrText>
+              <w:instrText xml:space="preserve"> PAGEREF _Toc227768103 \h </w:instrText>
             </w:r>
             <w:r>
               <w:rPr>
@@ -4314,7 +4454,7 @@
               <w:lang w:val="en-US"/>
             </w:rPr>
           </w:pPr>
-          <w:hyperlink w:anchor="_Toc226674088" w:history="1">
+          <w:hyperlink w:anchor="_Toc227768104" w:history="1">
             <w:r>
               <w:rPr>
                 <w:rStyle w:val="Hyperlink"/>
@@ -4337,7 +4477,7 @@
               <w:rPr>
                 <w:webHidden/>
               </w:rPr>
-              <w:instrText xml:space="preserve"> PAGEREF _Toc226674088 \h </w:instrText>
+              <w:instrText xml:space="preserve"> PAGEREF _Toc227768104 \h </w:instrText>
             </w:r>
             <w:r>
               <w:rPr>
@@ -4378,7 +4518,7 @@
               <w:lang w:val="en-US"/>
             </w:rPr>
           </w:pPr>
-          <w:hyperlink w:anchor="_Toc226674089" w:history="1">
+          <w:hyperlink w:anchor="_Toc227768105" w:history="1">
             <w:r>
               <w:rPr>
                 <w:rStyle w:val="Hyperlink"/>
@@ -4409,7 +4549,7 @@
                 <w:noProof/>
                 <w:webHidden/>
               </w:rPr>
-              <w:instrText xml:space="preserve"> PAGEREF _Toc226674089 \h </w:instrText>
+              <w:instrText xml:space="preserve"> PAGEREF _Toc227768105 \h </w:instrText>
             </w:r>
             <w:r>
               <w:rPr>
@@ -4454,7 +4594,7 @@
               <w:lang w:val="en-US"/>
             </w:rPr>
           </w:pPr>
-          <w:hyperlink w:anchor="_Toc226674090" w:history="1">
+          <w:hyperlink w:anchor="_Toc227768106" w:history="1">
             <w:r>
               <w:rPr>
                 <w:rStyle w:val="Hyperlink"/>
@@ -4485,7 +4625,7 @@
                 <w:noProof/>
                 <w:webHidden/>
               </w:rPr>
-              <w:instrText xml:space="preserve"> PAGEREF _Toc226674090 \h </w:instrText>
+              <w:instrText xml:space="preserve"> PAGEREF _Toc227768106 \h </w:instrText>
             </w:r>
             <w:r>
               <w:rPr>
@@ -4530,7 +4670,7 @@
               <w:lang w:val="en-US"/>
             </w:rPr>
           </w:pPr>
-          <w:hyperlink w:anchor="_Toc226674091" w:history="1">
+          <w:hyperlink w:anchor="_Toc227768107" w:history="1">
             <w:r>
               <w:rPr>
                 <w:rStyle w:val="Hyperlink"/>
@@ -4561,7 +4701,7 @@
                 <w:noProof/>
                 <w:webHidden/>
               </w:rPr>
-              <w:instrText xml:space="preserve"> PAGEREF _Toc226674091 \h </w:instrText>
+              <w:instrText xml:space="preserve"> PAGEREF _Toc227768107 \h </w:instrText>
             </w:r>
             <w:r>
               <w:rPr>
@@ -4604,94 +4744,25 @@
               <w:lang w:val="en-US"/>
             </w:rPr>
           </w:pPr>
-          <w:hyperlink w:anchor="_Toc226674092" w:history="1">
+          <w:hyperlink w:anchor="_Toc227768108" w:history="1">
             <w:r>
               <w:rPr>
                 <w:rStyle w:val="Hyperlink"/>
                 <w:lang w:val="en-US"/>
               </w:rPr>
-              <w:t xml:space="preserve">4.3 </w:t>
+              <w:t>4</w:t>
             </w:r>
             <w:r>
               <w:rPr>
                 <w:rStyle w:val="Hyperlink"/>
               </w:rPr>
-              <w:t>Kết luận</w:t>
-            </w:r>
-            <w:r>
-              <w:rPr>
-                <w:webHidden/>
-              </w:rPr>
-              <w:tab/>
-            </w:r>
-            <w:r>
-              <w:rPr>
-                <w:webHidden/>
-              </w:rPr>
-              <w:fldChar w:fldCharType="begin"/>
-            </w:r>
-            <w:r>
-              <w:rPr>
-                <w:webHidden/>
-              </w:rPr>
-              <w:instrText xml:space="preserve"> PAGEREF _Toc226674092 \h </w:instrText>
-            </w:r>
-            <w:r>
-              <w:rPr>
-                <w:webHidden/>
-              </w:rPr>
-            </w:r>
-            <w:r>
-              <w:rPr>
-                <w:webHidden/>
-              </w:rPr>
-              <w:fldChar w:fldCharType="separate"/>
-            </w:r>
-            <w:r>
-              <w:rPr>
-                <w:webHidden/>
-              </w:rPr>
-              <w:t>37</w:t>
-            </w:r>
-            <w:r>
-              <w:rPr>
-                <w:webHidden/>
-              </w:rPr>
-              <w:fldChar w:fldCharType="end"/>
-            </w:r>
-          </w:hyperlink>
-        </w:p>
-        <w:p>
-          <w:pPr>
-            <w:pStyle w:val="TOC2"/>
-            <w:rPr>
-              <w:rFonts w:asciiTheme="minorHAnsi" w:eastAsiaTheme="minorEastAsia" w:hAnsiTheme="minorHAnsi" w:cstheme="minorBidi"/>
-              <w:b w:val="0"/>
-              <w:bCs w:val="0"/>
-              <w:sz w:val="24"/>
-              <w:szCs w:val="24"/>
-              <w:lang w:val="en-US"/>
-            </w:rPr>
-          </w:pPr>
-          <w:hyperlink w:anchor="_Toc226674093" w:history="1">
+              <w:t xml:space="preserve">.3 </w:t>
+            </w:r>
             <w:r>
               <w:rPr>
                 <w:rStyle w:val="Hyperlink"/>
                 <w:lang w:val="en-US"/>
               </w:rPr>
-              <w:t>4</w:t>
-            </w:r>
-            <w:r>
-              <w:rPr>
-                <w:rStyle w:val="Hyperlink"/>
-              </w:rPr>
-              <w:t xml:space="preserve">.4 </w:t>
-            </w:r>
-            <w:r>
-              <w:rPr>
-                <w:rStyle w:val="Hyperlink"/>
-                <w:lang w:val="en-US"/>
-              </w:rPr>
               <w:t>Hướng phát triển</w:t>
             </w:r>
             <w:r>
@@ -4710,7 +4781,7 @@
               <w:rPr>
                 <w:webHidden/>
               </w:rPr>
-              <w:instrText xml:space="preserve"> PAGEREF _Toc226674093 \h </w:instrText>
+              <w:instrText xml:space="preserve"> PAGEREF _Toc227768108 \h </w:instrText>
             </w:r>
             <w:r>
               <w:rPr>
@@ -4747,7 +4818,67 @@
               <w:szCs w:val="24"/>
             </w:rPr>
           </w:pPr>
-          <w:hyperlink w:anchor="_Toc226674094" w:history="1">
+          <w:hyperlink w:anchor="_Toc227768109" w:history="1">
+            <w:r>
+              <w:rPr>
+                <w:rStyle w:val="Hyperlink"/>
+              </w:rPr>
+              <w:t>Kết luận</w:t>
+            </w:r>
+            <w:r>
+              <w:rPr>
+                <w:webHidden/>
+              </w:rPr>
+              <w:tab/>
+            </w:r>
+            <w:r>
+              <w:rPr>
+                <w:webHidden/>
+              </w:rPr>
+              <w:fldChar w:fldCharType="begin"/>
+            </w:r>
+            <w:r>
+              <w:rPr>
+                <w:webHidden/>
+              </w:rPr>
+              <w:instrText xml:space="preserve"> PAGEREF _Toc227768109 \h </w:instrText>
+            </w:r>
+            <w:r>
+              <w:rPr>
+                <w:webHidden/>
+              </w:rPr>
+            </w:r>
+            <w:r>
+              <w:rPr>
+                <w:webHidden/>
+              </w:rPr>
+              <w:fldChar w:fldCharType="separate"/>
+            </w:r>
+            <w:r>
+              <w:rPr>
+                <w:webHidden/>
+              </w:rPr>
+              <w:t>38</w:t>
+            </w:r>
+            <w:r>
+              <w:rPr>
+                <w:webHidden/>
+              </w:rPr>
+              <w:fldChar w:fldCharType="end"/>
+            </w:r>
+          </w:hyperlink>
+        </w:p>
+        <w:p>
+          <w:pPr>
+            <w:pStyle w:val="TOC1"/>
+            <w:rPr>
+              <w:rFonts w:eastAsiaTheme="minorEastAsia"/>
+              <w:b w:val="0"/>
+              <w:sz w:val="24"/>
+              <w:szCs w:val="24"/>
+            </w:rPr>
+          </w:pPr>
+          <w:hyperlink w:anchor="_Toc227768110" w:history="1">
             <w:r>
               <w:rPr>
                 <w:rStyle w:val="Hyperlink"/>
@@ -4771,7 +4902,7 @@
               <w:rPr>
                 <w:webHidden/>
               </w:rPr>
-              <w:instrText xml:space="preserve"> PAGEREF _Toc226674094 \h </w:instrText>
+              <w:instrText xml:space="preserve"> PAGEREF _Toc227768110 \h </w:instrText>
             </w:r>
             <w:r>
               <w:rPr>
@@ -4814,7 +4945,7 @@
           </w:pPr>
           <w:r>
             <w:rPr>
-              <w:rFonts w:ascii="Times New Roman" w:hAnsi="Times New Roman" w:cs="Times New Roman"/>
+              <w:rFonts w:ascii="Times  New Roman" w:hAnsi="Times  New Roman" w:cs="Times New Roman"/>
               <w:b/>
               <w:bCs/>
               <w:noProof/>
@@ -4936,7 +5067,7 @@
           <w:szCs w:val="36"/>
         </w:rPr>
       </w:pPr>
-      <w:bookmarkStart w:id="1" w:name="_Toc226674044"/>
+      <w:bookmarkStart w:id="1" w:name="_Toc227768060"/>
       <w:r>
         <w:rPr>
           <w:rFonts w:cs="Times New Roman"/>
@@ -5903,7 +6034,23 @@
             <w:rFonts w:ascii="Time s New Roman" w:hAnsi="Time s New Roman"/>
             <w:noProof/>
           </w:rPr>
-          <w:t>Hình 14: Giao diện chính của Website</w:t>
+          <w:t>Hình 14: Giao diện chí</w:t>
+        </w:r>
+        <w:r>
+          <w:rPr>
+            <w:rStyle w:val="Hyperlink"/>
+            <w:rFonts w:ascii="Time s New Roman" w:hAnsi="Time s New Roman"/>
+            <w:noProof/>
+          </w:rPr>
+          <w:t>n</w:t>
+        </w:r>
+        <w:r>
+          <w:rPr>
+            <w:rStyle w:val="Hyperlink"/>
+            <w:rFonts w:ascii="Time s New Roman" w:hAnsi="Time s New Roman"/>
+            <w:noProof/>
+          </w:rPr>
+          <w:t>h của Website</w:t>
         </w:r>
         <w:r>
           <w:rPr>
@@ -6127,7 +6274,7 @@
           <w:lang w:val="en-US"/>
         </w:rPr>
       </w:pPr>
-      <w:bookmarkStart w:id="2" w:name="_Toc226674045"/>
+      <w:bookmarkStart w:id="2" w:name="_Toc227768061"/>
       <w:r>
         <w:rPr>
           <w:rFonts w:cs="Times New Roman"/>
@@ -8216,262 +8363,6 @@
     </w:p>
     <w:p>
       <w:pPr>
-        <w:spacing w:line="360" w:lineRule="auto"/>
-        <w:jc w:val="both"/>
-        <w:rPr>
-          <w:rFonts w:ascii="Times New Roman" w:hAnsi="Times New Roman" w:cs="Times New Roman"/>
-          <w:color w:val="000000" w:themeColor="text1"/>
-          <w:sz w:val="26"/>
-          <w:szCs w:val="26"/>
-        </w:rPr>
-      </w:pPr>
-    </w:p>
-    <w:p>
-      <w:pPr>
-        <w:spacing w:line="360" w:lineRule="auto"/>
-        <w:jc w:val="both"/>
-        <w:rPr>
-          <w:rFonts w:ascii="Times New Roman" w:hAnsi="Times New Roman" w:cs="Times New Roman"/>
-          <w:color w:val="000000" w:themeColor="text1"/>
-          <w:sz w:val="26"/>
-          <w:szCs w:val="26"/>
-        </w:rPr>
-      </w:pPr>
-    </w:p>
-    <w:p>
-      <w:pPr>
-        <w:spacing w:line="360" w:lineRule="auto"/>
-        <w:jc w:val="both"/>
-        <w:rPr>
-          <w:rFonts w:ascii="Times New Roman" w:hAnsi="Times New Roman" w:cs="Times New Roman"/>
-          <w:color w:val="000000" w:themeColor="text1"/>
-          <w:sz w:val="26"/>
-          <w:szCs w:val="26"/>
-        </w:rPr>
-      </w:pPr>
-    </w:p>
-    <w:p>
-      <w:pPr>
-        <w:spacing w:line="360" w:lineRule="auto"/>
-        <w:jc w:val="both"/>
-        <w:rPr>
-          <w:rFonts w:ascii="Times New Roman" w:hAnsi="Times New Roman" w:cs="Times New Roman"/>
-          <w:color w:val="000000" w:themeColor="text1"/>
-          <w:sz w:val="26"/>
-          <w:szCs w:val="26"/>
-        </w:rPr>
-      </w:pPr>
-    </w:p>
-    <w:p>
-      <w:pPr>
-        <w:spacing w:line="360" w:lineRule="auto"/>
-        <w:jc w:val="both"/>
-        <w:rPr>
-          <w:rFonts w:ascii="Times New Roman" w:hAnsi="Times New Roman" w:cs="Times New Roman"/>
-          <w:color w:val="000000" w:themeColor="text1"/>
-          <w:sz w:val="26"/>
-          <w:szCs w:val="26"/>
-        </w:rPr>
-      </w:pPr>
-    </w:p>
-    <w:p>
-      <w:pPr>
-        <w:spacing w:line="360" w:lineRule="auto"/>
-        <w:jc w:val="both"/>
-        <w:rPr>
-          <w:rFonts w:ascii="Times New Roman" w:hAnsi="Times New Roman" w:cs="Times New Roman"/>
-          <w:color w:val="000000" w:themeColor="text1"/>
-          <w:sz w:val="26"/>
-          <w:szCs w:val="26"/>
-        </w:rPr>
-      </w:pPr>
-    </w:p>
-    <w:p>
-      <w:pPr>
-        <w:spacing w:line="360" w:lineRule="auto"/>
-        <w:jc w:val="both"/>
-        <w:rPr>
-          <w:rFonts w:ascii="Times New Roman" w:hAnsi="Times New Roman" w:cs="Times New Roman"/>
-          <w:color w:val="000000" w:themeColor="text1"/>
-          <w:sz w:val="26"/>
-          <w:szCs w:val="26"/>
-        </w:rPr>
-      </w:pPr>
-    </w:p>
-    <w:p>
-      <w:pPr>
-        <w:spacing w:line="360" w:lineRule="auto"/>
-        <w:jc w:val="both"/>
-        <w:rPr>
-          <w:rFonts w:ascii="Times New Roman" w:hAnsi="Times New Roman" w:cs="Times New Roman"/>
-          <w:color w:val="000000" w:themeColor="text1"/>
-          <w:sz w:val="26"/>
-          <w:szCs w:val="26"/>
-        </w:rPr>
-      </w:pPr>
-    </w:p>
-    <w:p>
-      <w:pPr>
-        <w:spacing w:line="360" w:lineRule="auto"/>
-        <w:jc w:val="both"/>
-        <w:rPr>
-          <w:rFonts w:ascii="Times New Roman" w:hAnsi="Times New Roman" w:cs="Times New Roman"/>
-          <w:color w:val="000000" w:themeColor="text1"/>
-          <w:sz w:val="26"/>
-          <w:szCs w:val="26"/>
-        </w:rPr>
-      </w:pPr>
-    </w:p>
-    <w:p>
-      <w:pPr>
-        <w:spacing w:line="360" w:lineRule="auto"/>
-        <w:jc w:val="both"/>
-        <w:rPr>
-          <w:rFonts w:ascii="Times New Roman" w:hAnsi="Times New Roman" w:cs="Times New Roman"/>
-          <w:color w:val="000000" w:themeColor="text1"/>
-          <w:sz w:val="26"/>
-          <w:szCs w:val="26"/>
-        </w:rPr>
-      </w:pPr>
-    </w:p>
-    <w:p>
-      <w:pPr>
-        <w:spacing w:line="360" w:lineRule="auto"/>
-        <w:jc w:val="both"/>
-        <w:rPr>
-          <w:rFonts w:ascii="Times New Roman" w:hAnsi="Times New Roman" w:cs="Times New Roman"/>
-          <w:color w:val="000000" w:themeColor="text1"/>
-          <w:sz w:val="26"/>
-          <w:szCs w:val="26"/>
-        </w:rPr>
-      </w:pPr>
-    </w:p>
-    <w:p>
-      <w:pPr>
-        <w:spacing w:line="360" w:lineRule="auto"/>
-        <w:jc w:val="both"/>
-        <w:rPr>
-          <w:rFonts w:ascii="Times New Roman" w:hAnsi="Times New Roman" w:cs="Times New Roman"/>
-          <w:color w:val="000000" w:themeColor="text1"/>
-          <w:sz w:val="26"/>
-          <w:szCs w:val="26"/>
-        </w:rPr>
-      </w:pPr>
-    </w:p>
-    <w:p>
-      <w:pPr>
-        <w:spacing w:line="360" w:lineRule="auto"/>
-        <w:jc w:val="both"/>
-        <w:rPr>
-          <w:rFonts w:ascii="Times New Roman" w:hAnsi="Times New Roman" w:cs="Times New Roman"/>
-          <w:color w:val="000000" w:themeColor="text1"/>
-          <w:sz w:val="26"/>
-          <w:szCs w:val="26"/>
-        </w:rPr>
-      </w:pPr>
-    </w:p>
-    <w:p>
-      <w:pPr>
-        <w:spacing w:line="360" w:lineRule="auto"/>
-        <w:jc w:val="both"/>
-        <w:rPr>
-          <w:rFonts w:ascii="Times New Roman" w:hAnsi="Times New Roman" w:cs="Times New Roman"/>
-          <w:color w:val="000000" w:themeColor="text1"/>
-          <w:sz w:val="26"/>
-          <w:szCs w:val="26"/>
-        </w:rPr>
-      </w:pPr>
-    </w:p>
-    <w:p>
-      <w:pPr>
-        <w:spacing w:line="360" w:lineRule="auto"/>
-        <w:jc w:val="both"/>
-        <w:rPr>
-          <w:rFonts w:ascii="Times New Roman" w:hAnsi="Times New Roman" w:cs="Times New Roman"/>
-          <w:color w:val="000000" w:themeColor="text1"/>
-          <w:sz w:val="26"/>
-          <w:szCs w:val="26"/>
-        </w:rPr>
-      </w:pPr>
-    </w:p>
-    <w:p>
-      <w:pPr>
-        <w:spacing w:line="360" w:lineRule="auto"/>
-        <w:jc w:val="both"/>
-        <w:rPr>
-          <w:rFonts w:ascii="Times New Roman" w:hAnsi="Times New Roman" w:cs="Times New Roman"/>
-          <w:color w:val="000000" w:themeColor="text1"/>
-          <w:sz w:val="26"/>
-          <w:szCs w:val="26"/>
-        </w:rPr>
-      </w:pPr>
-    </w:p>
-    <w:p>
-      <w:pPr>
-        <w:spacing w:line="360" w:lineRule="auto"/>
-        <w:jc w:val="both"/>
-        <w:rPr>
-          <w:rFonts w:ascii="Times New Roman" w:hAnsi="Times New Roman" w:cs="Times New Roman"/>
-          <w:color w:val="000000" w:themeColor="text1"/>
-          <w:sz w:val="26"/>
-          <w:szCs w:val="26"/>
-          <w:lang w:val="en-US"/>
-        </w:rPr>
-      </w:pPr>
-    </w:p>
-    <w:p>
-      <w:pPr>
-        <w:spacing w:line="360" w:lineRule="auto"/>
-        <w:jc w:val="both"/>
-        <w:rPr>
-          <w:rFonts w:ascii="Times New Roman" w:hAnsi="Times New Roman" w:cs="Times New Roman"/>
-          <w:color w:val="000000" w:themeColor="text1"/>
-          <w:sz w:val="26"/>
-          <w:szCs w:val="26"/>
-          <w:lang w:val="en-US"/>
-        </w:rPr>
-      </w:pPr>
-    </w:p>
-    <w:p>
-      <w:pPr>
-        <w:spacing w:line="360" w:lineRule="auto"/>
-        <w:jc w:val="both"/>
-        <w:rPr>
-          <w:rFonts w:ascii="Times New Roman" w:hAnsi="Times New Roman" w:cs="Times New Roman"/>
-          <w:color w:val="000000" w:themeColor="text1"/>
-          <w:sz w:val="26"/>
-          <w:szCs w:val="26"/>
-          <w:lang w:val="en-US"/>
-        </w:rPr>
-      </w:pPr>
-    </w:p>
-    <w:p>
-      <w:pPr>
-        <w:spacing w:line="360" w:lineRule="auto"/>
-        <w:jc w:val="both"/>
-        <w:rPr>
-          <w:rFonts w:ascii="Times New Roman" w:hAnsi="Times New Roman" w:cs="Times New Roman"/>
-          <w:color w:val="000000" w:themeColor="text1"/>
-          <w:sz w:val="26"/>
-          <w:szCs w:val="26"/>
-          <w:lang w:val="en-US"/>
-        </w:rPr>
-      </w:pPr>
-    </w:p>
-    <w:p>
-      <w:pPr>
-        <w:spacing w:line="360" w:lineRule="auto"/>
-        <w:jc w:val="both"/>
-        <w:rPr>
-          <w:rFonts w:ascii="Times New Roman" w:hAnsi="Times New Roman" w:cs="Times New Roman"/>
-          <w:color w:val="000000" w:themeColor="text1"/>
-          <w:sz w:val="26"/>
-          <w:szCs w:val="26"/>
-        </w:rPr>
-      </w:pPr>
-    </w:p>
-    <w:p>
-      <w:pPr>
         <w:pStyle w:val="Heading1"/>
         <w:spacing w:line="360" w:lineRule="auto"/>
         <w:rPr>
@@ -8482,7 +8373,7 @@
           <w:lang w:val="en-US"/>
         </w:rPr>
       </w:pPr>
-      <w:bookmarkStart w:id="3" w:name="_Toc226674046"/>
+      <w:bookmarkStart w:id="3" w:name="_Toc227768062"/>
       <w:r>
         <w:rPr>
           <w:rFonts w:cs="Times New Roman"/>
@@ -8636,7 +8527,7 @@
         </w:rPr>
         <w:br w:type="page"/>
       </w:r>
-      <w:bookmarkStart w:id="4" w:name="_Toc226674047"/>
+      <w:bookmarkStart w:id="4" w:name="_Toc227768063"/>
       <w:r>
         <w:rPr>
           <w:rStyle w:val="Strong"/>
@@ -8666,7 +8557,7 @@
           <w:lang w:val="en-US"/>
         </w:rPr>
       </w:pPr>
-      <w:bookmarkStart w:id="5" w:name="_Toc226674048"/>
+      <w:bookmarkStart w:id="5" w:name="_Toc227768064"/>
       <w:r>
         <w:rPr>
           <w:rStyle w:val="Strong"/>
@@ -9014,7 +8905,7 @@
           <w:lang w:val="en-US"/>
         </w:rPr>
       </w:pPr>
-      <w:bookmarkStart w:id="7" w:name="_Toc226674049"/>
+      <w:bookmarkStart w:id="7" w:name="_Toc227768065"/>
       <w:r>
         <w:rPr>
           <w:rStyle w:val="Strong"/>
@@ -9053,7 +8944,7 @@
           <w:lang w:val="en-US"/>
         </w:rPr>
       </w:pPr>
-      <w:bookmarkStart w:id="8" w:name="_Toc226674050"/>
+      <w:bookmarkStart w:id="8" w:name="_Toc227768066"/>
       <w:r>
         <w:rPr>
           <w:rFonts w:ascii="Times New Roman" w:hAnsi="Times New Roman" w:cs="Times New Roman"/>
@@ -9308,7 +9199,7 @@
           <w:lang w:val="en-US"/>
         </w:rPr>
       </w:pPr>
-      <w:bookmarkStart w:id="9" w:name="_Toc226674051"/>
+      <w:bookmarkStart w:id="9" w:name="_Toc227768067"/>
       <w:r>
         <w:rPr>
           <w:rFonts w:ascii="Times New Roman" w:hAnsi="Times New Roman" w:cs="Times New Roman"/>
@@ -9562,7 +9453,7 @@
           <w:lang w:val="en-US"/>
         </w:rPr>
       </w:pPr>
-      <w:bookmarkStart w:id="10" w:name="_Toc226674052"/>
+      <w:bookmarkStart w:id="10" w:name="_Toc227768068"/>
       <w:r>
         <w:rPr>
           <w:rFonts w:ascii="Times New Roman" w:hAnsi="Times New Roman" w:cs="Times New Roman"/>
@@ -9742,7 +9633,7 @@
           <w:lang w:val="en-US"/>
         </w:rPr>
       </w:pPr>
-      <w:bookmarkStart w:id="11" w:name="_Toc226674053"/>
+      <w:bookmarkStart w:id="11" w:name="_Toc227768069"/>
       <w:r>
         <w:rPr>
           <w:rFonts w:cs="Times New Roman"/>
@@ -9785,7 +9676,7 @@
           <w:lang w:val="en-US"/>
         </w:rPr>
       </w:pPr>
-      <w:bookmarkStart w:id="12" w:name="_Toc226674054"/>
+      <w:bookmarkStart w:id="12" w:name="_Toc227768070"/>
       <w:r>
         <w:rPr>
           <w:rFonts w:ascii="Times New Roman" w:hAnsi="Times New Roman" w:cs="Times New Roman"/>
@@ -9944,7 +9835,7 @@
           <w:lang w:val="en-US"/>
         </w:rPr>
       </w:pPr>
-      <w:bookmarkStart w:id="13" w:name="_Toc226674055"/>
+      <w:bookmarkStart w:id="13" w:name="_Toc227768071"/>
       <w:r>
         <w:rPr>
           <w:rFonts w:ascii="Times New Roman" w:hAnsi="Times New Roman" w:cs="Times New Roman"/>
@@ -10361,7 +10252,7 @@
         </w:rPr>
       </w:pPr>
       <w:bookmarkStart w:id="14" w:name="_Toc224999132"/>
-      <w:bookmarkStart w:id="15" w:name="_Toc226674056"/>
+      <w:bookmarkStart w:id="15" w:name="_Toc227768072"/>
       <w:r>
         <w:rPr>
           <w:rStyle w:val="Strong"/>
@@ -10413,7 +10304,7 @@
           <w:lang w:val="en-US"/>
         </w:rPr>
       </w:pPr>
-      <w:bookmarkStart w:id="16" w:name="_Toc226674057"/>
+      <w:bookmarkStart w:id="16" w:name="_Toc227768073"/>
       <w:r>
         <w:rPr>
           <w:rFonts w:cs="Times New Roman"/>
@@ -10954,7 +10845,7 @@
           <w:lang w:val="en-US"/>
         </w:rPr>
       </w:pPr>
-      <w:bookmarkStart w:id="19" w:name="_Toc226674058"/>
+      <w:bookmarkStart w:id="19" w:name="_Toc227768074"/>
       <w:r>
         <w:rPr>
           <w:rFonts w:ascii="Times New Roman" w:hAnsi="Times New Roman" w:cs="Times New Roman"/>
@@ -11019,7 +10910,7 @@
           <w:lang w:val="en-US"/>
         </w:rPr>
       </w:pPr>
-      <w:bookmarkStart w:id="20" w:name="_Toc226674059"/>
+      <w:bookmarkStart w:id="20" w:name="_Toc227768075"/>
       <w:r>
         <w:rPr>
           <w:rFonts w:ascii="Times New Roman" w:hAnsi="Times New Roman" w:cs="Times New Roman"/>
@@ -11083,7 +10974,7 @@
           <w:lang w:val="en-US"/>
         </w:rPr>
       </w:pPr>
-      <w:bookmarkStart w:id="21" w:name="_Toc226674060"/>
+      <w:bookmarkStart w:id="21" w:name="_Toc227768076"/>
       <w:r>
         <w:rPr>
           <w:rFonts w:ascii="Times New Roman" w:hAnsi="Times New Roman" w:cs="Times New Roman"/>
@@ -11147,7 +11038,7 @@
           <w:lang w:val="en-US"/>
         </w:rPr>
       </w:pPr>
-      <w:bookmarkStart w:id="22" w:name="_Toc226674061"/>
+      <w:bookmarkStart w:id="22" w:name="_Toc227768077"/>
       <w:r>
         <w:rPr>
           <w:rFonts w:ascii="Times New Roman" w:hAnsi="Times New Roman" w:cs="Times New Roman"/>
@@ -11225,7 +11116,7 @@
           <w:lang w:val="en-US"/>
         </w:rPr>
       </w:pPr>
-      <w:bookmarkStart w:id="23" w:name="_Toc226674062"/>
+      <w:bookmarkStart w:id="23" w:name="_Toc227768078"/>
       <w:r>
         <w:rPr>
           <w:rStyle w:val="Strong"/>
@@ -11308,7 +11199,7 @@
           <w:szCs w:val="28"/>
         </w:rPr>
       </w:pPr>
-      <w:bookmarkStart w:id="24" w:name="_Toc226674063"/>
+      <w:bookmarkStart w:id="24" w:name="_Toc227768079"/>
       <w:r>
         <w:rPr>
           <w:rFonts w:ascii="Times New Roman" w:hAnsi="Times New Roman" w:cs="Times New Roman"/>
@@ -12033,7 +11924,7 @@
           <w:lang w:val="en-US"/>
         </w:rPr>
       </w:pPr>
-      <w:bookmarkStart w:id="27" w:name="_Toc226674064"/>
+      <w:bookmarkStart w:id="27" w:name="_Toc227768080"/>
       <w:r>
         <w:rPr>
           <w:rFonts w:ascii="Times New Roman" w:hAnsi="Times New Roman" w:cs="Times New Roman"/>
@@ -12950,7 +12841,7 @@
           <w:szCs w:val="28"/>
         </w:rPr>
       </w:pPr>
-      <w:bookmarkStart w:id="32" w:name="_Toc226674065"/>
+      <w:bookmarkStart w:id="32" w:name="_Toc227768081"/>
       <w:r>
         <w:rPr>
           <w:rFonts w:ascii="Times New Roman" w:hAnsi="Times New Roman" w:cs="Times New Roman"/>
@@ -13390,7 +13281,7 @@
           <w:sz w:val="32"/>
         </w:rPr>
       </w:pPr>
-      <w:bookmarkStart w:id="35" w:name="_Toc226674066"/>
+      <w:bookmarkStart w:id="35" w:name="_Toc227768082"/>
       <w:r>
         <w:rPr>
           <w:rStyle w:val="Strong"/>
@@ -13457,7 +13348,7 @@
           <w:szCs w:val="28"/>
         </w:rPr>
       </w:pPr>
-      <w:bookmarkStart w:id="36" w:name="_Toc226674067"/>
+      <w:bookmarkStart w:id="36" w:name="_Toc227768083"/>
       <w:r>
         <w:rPr>
           <w:rFonts w:ascii="Times New Roman" w:hAnsi="Times New Roman" w:cs="Times New Roman"/>
@@ -13997,7 +13888,7 @@
           <w:szCs w:val="28"/>
         </w:rPr>
       </w:pPr>
-      <w:bookmarkStart w:id="37" w:name="_Toc226674068"/>
+      <w:bookmarkStart w:id="37" w:name="_Toc227768084"/>
       <w:r>
         <w:rPr>
           <w:rFonts w:ascii="Times New Roman" w:hAnsi="Times New Roman" w:cs="Times New Roman"/>
@@ -14712,7 +14603,7 @@
           <w:lang w:val="en-US"/>
         </w:rPr>
       </w:pPr>
-      <w:bookmarkStart w:id="40" w:name="_Toc226674069"/>
+      <w:bookmarkStart w:id="40" w:name="_Toc227768085"/>
       <w:r>
         <w:rPr>
           <w:rFonts w:ascii="Times New Roman" w:hAnsi="Times New Roman" w:cs="Times New Roman"/>
@@ -15139,7 +15030,7 @@
           <w:szCs w:val="28"/>
         </w:rPr>
       </w:pPr>
-      <w:bookmarkStart w:id="41" w:name="_Toc226674070"/>
+      <w:bookmarkStart w:id="41" w:name="_Toc227768086"/>
       <w:r>
         <w:rPr>
           <w:rFonts w:ascii="Times New Roman" w:hAnsi="Times New Roman" w:cs="Times New Roman"/>
@@ -16637,7 +16528,7 @@
           <w:szCs w:val="26"/>
         </w:rPr>
         <w:drawing>
-          <wp:anchor distT="0" distB="0" distL="114300" distR="114300" simplePos="0" relativeHeight="251668480" behindDoc="0" locked="0" layoutInCell="1" allowOverlap="1" wp14:anchorId="5DC3CCE7" wp14:editId="23F44428">
+          <wp:anchor distT="0" distB="0" distL="114300" distR="114300" simplePos="0" relativeHeight="251668480" behindDoc="0" locked="0" layoutInCell="1" allowOverlap="1" wp14:anchorId="5DC3CCE7" wp14:editId="7659E5C2">
             <wp:simplePos x="0" y="0"/>
             <wp:positionH relativeFrom="margin">
               <wp:posOffset>141605</wp:posOffset>
@@ -16796,7 +16687,7 @@
           <w:lang w:val="en-US"/>
         </w:rPr>
       </w:pPr>
-      <w:bookmarkStart w:id="46" w:name="_Toc226674071"/>
+      <w:bookmarkStart w:id="46" w:name="_Toc227768087"/>
       <w:r>
         <w:rPr>
           <w:rFonts w:ascii="Times New Roman" w:hAnsi="Times New Roman" w:cs="Times New Roman"/>
@@ -17342,7 +17233,7 @@
           <w:szCs w:val="36"/>
         </w:rPr>
       </w:pPr>
-      <w:bookmarkStart w:id="47" w:name="_Toc226674072"/>
+      <w:bookmarkStart w:id="47" w:name="_Toc227768088"/>
       <w:r>
         <w:rPr>
           <w:rStyle w:val="Strong"/>
@@ -17726,7 +17617,7 @@
           <w:sz w:val="32"/>
         </w:rPr>
       </w:pPr>
-      <w:bookmarkStart w:id="50" w:name="_Toc226674073"/>
+      <w:bookmarkStart w:id="50" w:name="_Toc227768089"/>
       <w:r>
         <w:rPr>
           <w:rFonts w:cs="Times New Roman"/>
@@ -17736,7 +17627,7 @@
         </w:rPr>
         <w:lastRenderedPageBreak/>
         <w:drawing>
-          <wp:anchor distT="0" distB="0" distL="114300" distR="114300" simplePos="0" relativeHeight="251665408" behindDoc="0" locked="0" layoutInCell="1" allowOverlap="1" wp14:anchorId="78099658" wp14:editId="79649D52">
+          <wp:anchor distT="0" distB="0" distL="114300" distR="114300" simplePos="0" relativeHeight="251665408" behindDoc="0" locked="0" layoutInCell="1" allowOverlap="1" wp14:anchorId="78099658" wp14:editId="5FA5CA97">
             <wp:simplePos x="0" y="0"/>
             <wp:positionH relativeFrom="page">
               <wp:posOffset>1372235</wp:posOffset>
@@ -18158,7 +18049,7 @@
           <w:szCs w:val="26"/>
         </w:rPr>
         <w:drawing>
-          <wp:anchor distT="0" distB="0" distL="114300" distR="114300" simplePos="0" relativeHeight="251669504" behindDoc="0" locked="0" layoutInCell="1" allowOverlap="1" wp14:anchorId="214C418C" wp14:editId="58275E97">
+          <wp:anchor distT="0" distB="0" distL="114300" distR="114300" simplePos="0" relativeHeight="251669504" behindDoc="0" locked="0" layoutInCell="1" allowOverlap="1" wp14:anchorId="214C418C" wp14:editId="1EA29E76">
             <wp:simplePos x="0" y="0"/>
             <wp:positionH relativeFrom="page">
               <wp:posOffset>1320165</wp:posOffset>
@@ -18518,7 +18409,7 @@
           <w:lang w:val="en-US"/>
         </w:rPr>
       </w:pPr>
-      <w:bookmarkStart w:id="55" w:name="_Toc226674074"/>
+      <w:bookmarkStart w:id="55" w:name="_Toc227768090"/>
       <w:r>
         <w:rPr>
           <w:rFonts w:cs="Times New Roman"/>
@@ -18557,7 +18448,7 @@
           <w:lang w:val="en-US"/>
         </w:rPr>
       </w:pPr>
-      <w:bookmarkStart w:id="56" w:name="_Toc226674075"/>
+      <w:bookmarkStart w:id="56" w:name="_Toc227768091"/>
       <w:r>
         <w:rPr>
           <w:rFonts w:ascii="Times New Roman" w:hAnsi="Times New Roman" w:cs="Times New Roman"/>
@@ -18950,7 +18841,7 @@
           <w:lang w:val="en-US"/>
         </w:rPr>
       </w:pPr>
-      <w:bookmarkStart w:id="57" w:name="_Toc226674076"/>
+      <w:bookmarkStart w:id="57" w:name="_Toc227768092"/>
       <w:r>
         <w:rPr>
           <w:rFonts w:ascii="Times New Roman" w:hAnsi="Times New Roman" w:cs="Times New Roman"/>
@@ -19360,7 +19251,7 @@
           <w:sz w:val="32"/>
         </w:rPr>
       </w:pPr>
-      <w:bookmarkStart w:id="59" w:name="_Toc226674077"/>
+      <w:bookmarkStart w:id="59" w:name="_Toc227768093"/>
       <w:r>
         <w:rPr>
           <w:rFonts w:cs="Times New Roman"/>
@@ -19634,7 +19525,7 @@
           <w:lang w:val="en-US"/>
         </w:rPr>
       </w:pPr>
-      <w:bookmarkStart w:id="62" w:name="_Toc226674078"/>
+      <w:bookmarkStart w:id="62" w:name="_Toc227768094"/>
       <w:r>
         <w:rPr>
           <w:rFonts w:ascii="Times New Roman" w:hAnsi="Times New Roman" w:cs="Times New Roman"/>
@@ -19950,7 +19841,7 @@
           <w:lang w:val="en-US"/>
         </w:rPr>
       </w:pPr>
-      <w:bookmarkStart w:id="63" w:name="_Toc226674079"/>
+      <w:bookmarkStart w:id="63" w:name="_Toc227768095"/>
       <w:r>
         <w:rPr>
           <w:rFonts w:ascii="Times New Roman" w:hAnsi="Times New Roman" w:cs="Times New Roman"/>
@@ -20330,7 +20221,7 @@
           <w:lang w:val="en-US"/>
         </w:rPr>
       </w:pPr>
-      <w:bookmarkStart w:id="64" w:name="_Toc226674080"/>
+      <w:bookmarkStart w:id="64" w:name="_Toc227768096"/>
       <w:r>
         <w:rPr>
           <w:rFonts w:ascii="Times New Roman" w:hAnsi="Times New Roman" w:cs="Times New Roman"/>
@@ -20731,7 +20622,7 @@
           <w:lang w:val="en-US"/>
         </w:rPr>
       </w:pPr>
-      <w:bookmarkStart w:id="65" w:name="_Toc226674081"/>
+      <w:bookmarkStart w:id="65" w:name="_Toc227768097"/>
       <w:r>
         <w:rPr>
           <w:rFonts w:cs="Times New Roman"/>
@@ -20821,7 +20712,7 @@
           <w:lang w:val="en-US"/>
         </w:rPr>
       </w:pPr>
-      <w:bookmarkStart w:id="66" w:name="_Toc226674082"/>
+      <w:bookmarkStart w:id="66" w:name="_Toc227768098"/>
       <w:r>
         <w:rPr>
           <w:rFonts w:ascii="Times New Roman" w:hAnsi="Times New Roman" w:cs="Times New Roman"/>
@@ -21251,7 +21142,7 @@
           <w:lang w:val="en-US"/>
         </w:rPr>
       </w:pPr>
-      <w:bookmarkStart w:id="67" w:name="_Toc226674083"/>
+      <w:bookmarkStart w:id="67" w:name="_Toc227768099"/>
       <w:r>
         <w:rPr>
           <w:rFonts w:ascii="Times New Roman" w:hAnsi="Times New Roman" w:cs="Times New Roman"/>
@@ -21740,7 +21631,7 @@
           <w:szCs w:val="36"/>
         </w:rPr>
       </w:pPr>
-      <w:bookmarkStart w:id="68" w:name="_Toc226674084"/>
+      <w:bookmarkStart w:id="68" w:name="_Toc227768100"/>
       <w:r>
         <w:rPr>
           <w:rFonts w:cs="Times New Roman"/>
@@ -21779,7 +21670,7 @@
           <w:sz w:val="32"/>
         </w:rPr>
       </w:pPr>
-      <w:bookmarkStart w:id="69" w:name="_Toc226674085"/>
+      <w:bookmarkStart w:id="69" w:name="_Toc227768101"/>
       <w:r>
         <w:rPr>
           <w:rFonts w:cs="Times New Roman"/>
@@ -21817,7 +21708,7 @@
           <w:szCs w:val="28"/>
         </w:rPr>
       </w:pPr>
-      <w:bookmarkStart w:id="70" w:name="_Toc226674086"/>
+      <w:bookmarkStart w:id="70" w:name="_Toc227768102"/>
       <w:r>
         <w:rPr>
           <w:rFonts w:ascii="Times New Roman" w:hAnsi="Times New Roman" w:cs="Times New Roman"/>
@@ -21995,7 +21886,7 @@
           <w:szCs w:val="28"/>
         </w:rPr>
       </w:pPr>
-      <w:bookmarkStart w:id="71" w:name="_Toc226674087"/>
+      <w:bookmarkStart w:id="71" w:name="_Toc227768103"/>
       <w:r>
         <w:rPr>
           <w:rFonts w:ascii="Times New Roman" w:hAnsi="Times New Roman" w:cs="Times New Roman"/>
@@ -22194,7 +22085,7 @@
           <w:sz w:val="32"/>
         </w:rPr>
       </w:pPr>
-      <w:bookmarkStart w:id="72" w:name="_Toc226674088"/>
+      <w:bookmarkStart w:id="72" w:name="_Toc227768104"/>
       <w:r>
         <w:rPr>
           <w:rFonts w:cs="Times New Roman"/>
@@ -22262,7 +22153,7 @@
           <w:lang w:val="en-US"/>
         </w:rPr>
       </w:pPr>
-      <w:bookmarkStart w:id="73" w:name="_Toc226674089"/>
+      <w:bookmarkStart w:id="73" w:name="_Toc227768105"/>
       <w:r>
         <w:rPr>
           <w:rFonts w:ascii="Times New Roman" w:hAnsi="Times New Roman" w:cs="Times New Roman"/>
@@ -22535,7 +22426,7 @@
           <w:szCs w:val="28"/>
         </w:rPr>
       </w:pPr>
-      <w:bookmarkStart w:id="74" w:name="_Toc226674090"/>
+      <w:bookmarkStart w:id="74" w:name="_Toc227768106"/>
       <w:r>
         <w:rPr>
           <w:rFonts w:ascii="Times New Roman" w:hAnsi="Times New Roman" w:cs="Times New Roman"/>
@@ -23416,7 +23307,7 @@
           <w:lang w:val="en-US"/>
         </w:rPr>
       </w:pPr>
-      <w:bookmarkStart w:id="75" w:name="_Toc226674091"/>
+      <w:bookmarkStart w:id="75" w:name="_Toc227768107"/>
       <w:r>
         <w:rPr>
           <w:rFonts w:ascii="Times New Roman" w:hAnsi="Times New Roman" w:cs="Times New Roman"/>
@@ -23531,39 +23422,342 @@
           <w:lang w:val="en-US"/>
         </w:rPr>
       </w:pPr>
-      <w:bookmarkStart w:id="76" w:name="_Toc226674092"/>
+      <w:bookmarkStart w:id="76" w:name="_Toc227768108"/>
       <w:r>
         <w:rPr>
           <w:rFonts w:cs="Times New Roman"/>
           <w:sz w:val="32"/>
           <w:lang w:val="en-US"/>
         </w:rPr>
-        <w:t>4.</w:t>
+        <w:t>4</w:t>
       </w:r>
       <w:r>
         <w:rPr>
           <w:rFonts w:cs="Times New Roman"/>
           <w:sz w:val="32"/>
-          <w:lang w:val="en-US"/>
-        </w:rPr>
-        <w:t>3</w:t>
+        </w:rPr>
+        <w:t>.</w:t>
       </w:r>
       <w:r>
         <w:rPr>
           <w:rFonts w:cs="Times New Roman"/>
           <w:sz w:val="32"/>
-          <w:lang w:val="en-US"/>
-        </w:rPr>
-        <w:t xml:space="preserve"> </w:t>
+        </w:rPr>
+        <w:t>3</w:t>
       </w:r>
       <w:r>
         <w:rPr>
           <w:rFonts w:cs="Times New Roman"/>
           <w:sz w:val="32"/>
         </w:rPr>
+        <w:t xml:space="preserve"> </w:t>
+      </w:r>
+      <w:r>
+        <w:rPr>
+          <w:rFonts w:cs="Times New Roman"/>
+          <w:sz w:val="32"/>
+          <w:lang w:val="en-US"/>
+        </w:rPr>
+        <w:t>Hướng phát triển</w:t>
+      </w:r>
+      <w:bookmarkEnd w:id="76"/>
+    </w:p>
+    <w:p>
+      <w:pPr>
+        <w:spacing w:line="360" w:lineRule="auto"/>
+        <w:jc w:val="both"/>
+        <w:rPr>
+          <w:rFonts w:ascii="Times New Roman" w:hAnsi="Times New Roman" w:cs="Times New Roman"/>
+          <w:color w:val="000000" w:themeColor="text1"/>
+          <w:sz w:val="26"/>
+          <w:szCs w:val="26"/>
+          <w:lang w:val="en-US"/>
+        </w:rPr>
+      </w:pPr>
+      <w:r>
+        <w:rPr>
+          <w:rFonts w:ascii="Times New Roman" w:hAnsi="Times New Roman" w:cs="Times New Roman"/>
+          <w:color w:val="000000" w:themeColor="text1"/>
+          <w:sz w:val="26"/>
+          <w:szCs w:val="26"/>
+          <w:lang w:val="en-US"/>
+        </w:rPr>
+        <w:t>Dựa trên các kết quả nghiên cứu và thực nghiệm đã đạt được, hệ thống vẫn còn tiềm năng để tiếp tục tối ưu hóa và mở rộng nhằm tăng tính tiện dụng cũng như độ tin cậy trong thực tế:</w:t>
+      </w:r>
+    </w:p>
+    <w:p>
+      <w:pPr>
+        <w:pStyle w:val="ListParagraph"/>
+        <w:numPr>
+          <w:ilvl w:val="0"/>
+          <w:numId w:val="25"/>
+        </w:numPr>
+        <w:spacing w:line="360" w:lineRule="auto"/>
+        <w:jc w:val="both"/>
+        <w:rPr>
+          <w:rFonts w:ascii="Times New Roman" w:hAnsi="Times New Roman" w:cs="Times New Roman"/>
+          <w:color w:val="000000" w:themeColor="text1"/>
+          <w:sz w:val="26"/>
+          <w:szCs w:val="26"/>
+          <w:lang w:val="en-US"/>
+        </w:rPr>
+      </w:pPr>
+      <w:r>
+        <w:rPr>
+          <w:rFonts w:ascii="Times New Roman" w:hAnsi="Times New Roman" w:cs="Times New Roman"/>
+          <w:b/>
+          <w:bCs/>
+          <w:color w:val="000000" w:themeColor="text1"/>
+          <w:sz w:val="26"/>
+          <w:szCs w:val="26"/>
+        </w:rPr>
+        <w:t>Mở rộng hệ sinh thái thiết bị:</w:t>
+      </w:r>
+      <w:r>
+        <w:rPr>
+          <w:rFonts w:ascii="Times New Roman" w:hAnsi="Times New Roman" w:cs="Times New Roman"/>
+          <w:color w:val="000000" w:themeColor="text1"/>
+          <w:sz w:val="26"/>
+          <w:szCs w:val="26"/>
+        </w:rPr>
+        <w:t xml:space="preserve"> Phát triển khả năng kết nối với nhiều loại thiết bị ngoại vi khác (cảm biến nhiệt độ, độ ẩm, báo cháy) và xây dựng ứng dụng di động (Mobile App) chuyên biệt trên Android/iOS để quản lý tập trung.</w:t>
+      </w:r>
+    </w:p>
+    <w:p>
+      <w:pPr>
+        <w:pStyle w:val="ListParagraph"/>
+        <w:numPr>
+          <w:ilvl w:val="0"/>
+          <w:numId w:val="25"/>
+        </w:numPr>
+        <w:spacing w:line="360" w:lineRule="auto"/>
+        <w:jc w:val="both"/>
+        <w:rPr>
+          <w:rFonts w:ascii="Times New Roman" w:hAnsi="Times New Roman" w:cs="Times New Roman"/>
+          <w:color w:val="000000" w:themeColor="text1"/>
+          <w:sz w:val="26"/>
+          <w:szCs w:val="26"/>
+          <w:lang w:val="en-US"/>
+        </w:rPr>
+      </w:pPr>
+      <w:r>
+        <w:rPr>
+          <w:rFonts w:ascii="Times New Roman" w:hAnsi="Times New Roman" w:cs="Times New Roman"/>
+          <w:b/>
+          <w:bCs/>
+          <w:color w:val="000000" w:themeColor="text1"/>
+          <w:sz w:val="26"/>
+          <w:szCs w:val="26"/>
+        </w:rPr>
+        <w:t>Nâng cao thuật toán Trí tuệ nhân tạo (AI Enhancement):</w:t>
+      </w:r>
+      <w:r>
+        <w:rPr>
+          <w:rFonts w:ascii="Times New Roman" w:hAnsi="Times New Roman" w:cs="Times New Roman"/>
+          <w:color w:val="000000" w:themeColor="text1"/>
+          <w:sz w:val="26"/>
+          <w:szCs w:val="26"/>
+        </w:rPr>
+        <w:t xml:space="preserve"> Tập trung cải thiện mô hình nhận diện cử chỉ để đạt độ chính xác cao hơn trong các điều kiện môi trường khó khăn, chẳng hạn như môi trường có ánh sáng phức tạp, thay đổi cường độ sáng đột ngột, hoặc khi người dùng thực hiện các cử chỉ ở khoảng cách xa với camera.</w:t>
+      </w:r>
+    </w:p>
+    <w:p>
+      <w:pPr>
+        <w:pStyle w:val="ListParagraph"/>
+        <w:numPr>
+          <w:ilvl w:val="0"/>
+          <w:numId w:val="25"/>
+        </w:numPr>
+        <w:spacing w:line="360" w:lineRule="auto"/>
+        <w:jc w:val="both"/>
+        <w:rPr>
+          <w:rFonts w:ascii="Times New Roman" w:hAnsi="Times New Roman" w:cs="Times New Roman"/>
+          <w:color w:val="000000" w:themeColor="text1"/>
+          <w:sz w:val="26"/>
+          <w:szCs w:val="26"/>
+          <w:lang w:val="en-US"/>
+        </w:rPr>
+      </w:pPr>
+      <w:r>
+        <w:rPr>
+          <w:rFonts w:ascii="Times New Roman" w:hAnsi="Times New Roman" w:cs="Times New Roman"/>
+          <w:b/>
+          <w:bCs/>
+          <w:color w:val="000000" w:themeColor="text1"/>
+          <w:sz w:val="26"/>
+          <w:szCs w:val="26"/>
+        </w:rPr>
+        <w:t>Mở rộng tính năng:</w:t>
+      </w:r>
+      <w:r>
+        <w:rPr>
+          <w:rFonts w:ascii="Times New Roman" w:hAnsi="Times New Roman" w:cs="Times New Roman"/>
+          <w:color w:val="000000" w:themeColor="text1"/>
+          <w:sz w:val="26"/>
+          <w:szCs w:val="26"/>
+        </w:rPr>
+        <w:t xml:space="preserve"> Nghiên cứu tích hợp thêm nhiều loại cử chỉ nâng cao và các giao thức bảo mật bổ sung (như nhận diện người dùng hoặc khóa bảo mật) để nâng cấp khả năng điều khiển, biến hệ thống trở nên thông minh và an toàn hơn.</w:t>
+      </w:r>
+    </w:p>
+    <w:p>
+      <w:pPr>
+        <w:pStyle w:val="ListParagraph"/>
+        <w:numPr>
+          <w:ilvl w:val="0"/>
+          <w:numId w:val="25"/>
+        </w:numPr>
+        <w:spacing w:line="360" w:lineRule="auto"/>
+        <w:jc w:val="both"/>
+        <w:rPr>
+          <w:rFonts w:ascii="Times New Roman" w:hAnsi="Times New Roman" w:cs="Times New Roman"/>
+          <w:color w:val="000000" w:themeColor="text1"/>
+          <w:sz w:val="26"/>
+          <w:szCs w:val="26"/>
+          <w:lang w:val="en-US"/>
+        </w:rPr>
+      </w:pPr>
+      <w:r>
+        <w:rPr>
+          <w:rFonts w:ascii="Times New Roman" w:hAnsi="Times New Roman" w:cs="Times New Roman"/>
+          <w:b/>
+          <w:bCs/>
+          <w:color w:val="000000" w:themeColor="text1"/>
+          <w:sz w:val="26"/>
+          <w:szCs w:val="26"/>
+        </w:rPr>
+        <w:t>Tối ưu hóa thuật toán nhận diện:</w:t>
+      </w:r>
+      <w:r>
+        <w:rPr>
+          <w:rFonts w:ascii="Times New Roman" w:hAnsi="Times New Roman" w:cs="Times New Roman"/>
+          <w:color w:val="000000" w:themeColor="text1"/>
+          <w:sz w:val="26"/>
+          <w:szCs w:val="26"/>
+        </w:rPr>
+        <w:t xml:space="preserve"> Nghiên cứu và tích hợp các mô hình học sâu (Deep Learning) tùy chỉnh để hệ thống có thể hoạt động chính xác trong điều kiện ánh sáng yếu hoặc môi trường có nhiều vật cản phức tạp.</w:t>
+      </w:r>
+    </w:p>
+    <w:p>
+      <w:pPr>
+        <w:pStyle w:val="NormalWeb"/>
+        <w:numPr>
+          <w:ilvl w:val="0"/>
+          <w:numId w:val="25"/>
+        </w:numPr>
+        <w:spacing w:line="360" w:lineRule="auto"/>
+        <w:rPr>
+          <w:sz w:val="26"/>
+          <w:szCs w:val="26"/>
+        </w:rPr>
+      </w:pPr>
+      <w:r>
+        <w:rPr>
+          <w:b/>
+          <w:bCs/>
+          <w:sz w:val="26"/>
+          <w:szCs w:val="26"/>
+        </w:rPr>
+        <w:t>Tối ưu hóa năng lượng:</w:t>
+      </w:r>
+      <w:r>
+        <w:rPr>
+          <w:sz w:val="26"/>
+          <w:szCs w:val="26"/>
+        </w:rPr>
+        <w:t xml:space="preserve"> Nghiên cứu sử dụng chế độ "Deep Sleep" cho ESP32 và đánh thức thiết bị qua MQTT để ứng dụng cho các thiết bị dùng pin.</w:t>
+      </w:r>
+    </w:p>
+    <w:p>
+      <w:pPr>
+        <w:pStyle w:val="NormalWeb"/>
+        <w:numPr>
+          <w:ilvl w:val="0"/>
+          <w:numId w:val="25"/>
+        </w:numPr>
+        <w:spacing w:line="360" w:lineRule="auto"/>
+        <w:rPr>
+          <w:sz w:val="26"/>
+          <w:szCs w:val="26"/>
+        </w:rPr>
+      </w:pPr>
+      <w:r>
+        <w:rPr>
+          <w:rStyle w:val="citation-94"/>
+          <w:b/>
+          <w:bCs/>
+          <w:sz w:val="26"/>
+          <w:szCs w:val="26"/>
+        </w:rPr>
+        <w:t>Bảo mật:</w:t>
+      </w:r>
+      <w:r>
+        <w:rPr>
+          <w:rStyle w:val="citation-94"/>
+          <w:sz w:val="26"/>
+          <w:szCs w:val="26"/>
+        </w:rPr>
+        <w:t xml:space="preserve"> Nâng cấp lên giao thức MQTT trên nền </w:t>
+      </w:r>
+      <w:r>
+        <w:rPr>
+          <w:rStyle w:val="citation-94"/>
+          <w:b/>
+          <w:bCs/>
+          <w:sz w:val="26"/>
+          <w:szCs w:val="26"/>
+        </w:rPr>
+        <w:t>TLS/SSL</w:t>
+      </w:r>
+      <w:r>
+        <w:rPr>
+          <w:rStyle w:val="citation-94"/>
+          <w:sz w:val="26"/>
+          <w:szCs w:val="26"/>
+          <w:lang w:val="vi-VN"/>
+        </w:rPr>
+        <w:t xml:space="preserve"> </w:t>
+      </w:r>
+      <w:r>
+        <w:rPr>
+          <w:sz w:val="26"/>
+          <w:szCs w:val="26"/>
+        </w:rPr>
+        <w:t>để mã hóa hoàn toàn dữ liệu điều khiển giữa Server và ESP32.</w:t>
+      </w:r>
+    </w:p>
+    <w:p>
+      <w:pPr>
+        <w:spacing w:line="360" w:lineRule="auto"/>
+        <w:ind w:left="360"/>
+        <w:jc w:val="both"/>
+        <w:rPr>
+          <w:rFonts w:ascii="Times New Roman" w:hAnsi="Times New Roman" w:cs="Times New Roman"/>
+          <w:color w:val="000000" w:themeColor="text1"/>
+          <w:sz w:val="26"/>
+          <w:szCs w:val="26"/>
+        </w:rPr>
+      </w:pPr>
+    </w:p>
+    <w:p>
+      <w:pPr>
+        <w:pStyle w:val="Heading1"/>
+        <w:spacing w:line="360" w:lineRule="auto"/>
+        <w:rPr>
+          <w:sz w:val="34"/>
+          <w:szCs w:val="46"/>
+          <w:lang w:val="en-US"/>
+        </w:rPr>
+      </w:pPr>
+      <w:bookmarkStart w:id="77" w:name="_Toc227768109"/>
+      <w:r>
+        <w:rPr>
+          <w:sz w:val="34"/>
+          <w:szCs w:val="46"/>
+        </w:rPr>
+        <w:lastRenderedPageBreak/>
         <w:t>Kết luận</w:t>
       </w:r>
-      <w:bookmarkEnd w:id="76"/>
+      <w:bookmarkEnd w:id="77"/>
     </w:p>
     <w:p>
       <w:pPr>
@@ -23703,370 +23897,14 @@
     </w:p>
     <w:p>
       <w:pPr>
-        <w:pStyle w:val="Heading2"/>
         <w:spacing w:line="360" w:lineRule="auto"/>
         <w:jc w:val="both"/>
         <w:rPr>
-          <w:rFonts w:cs="Times New Roman"/>
-          <w:sz w:val="32"/>
-          <w:lang w:val="en-US"/>
-        </w:rPr>
-      </w:pPr>
-      <w:bookmarkStart w:id="77" w:name="_Toc226674093"/>
-      <w:r>
-        <w:rPr>
-          <w:rFonts w:cs="Times New Roman"/>
-          <w:sz w:val="32"/>
-          <w:lang w:val="en-US"/>
-        </w:rPr>
-        <w:t>4</w:t>
-      </w:r>
-      <w:r>
-        <w:rPr>
-          <w:rFonts w:cs="Times New Roman"/>
-          <w:sz w:val="32"/>
-        </w:rPr>
-        <w:t xml:space="preserve">.4 </w:t>
-      </w:r>
-      <w:r>
-        <w:rPr>
-          <w:rFonts w:cs="Times New Roman"/>
-          <w:sz w:val="32"/>
-          <w:lang w:val="en-US"/>
-        </w:rPr>
-        <w:t>Hướng phát triển</w:t>
-      </w:r>
-      <w:bookmarkEnd w:id="77"/>
-    </w:p>
-    <w:p>
-      <w:pPr>
-        <w:spacing w:line="360" w:lineRule="auto"/>
-        <w:jc w:val="both"/>
-        <w:rPr>
-          <w:rFonts w:ascii="Times New Roman" w:hAnsi="Times New Roman" w:cs="Times New Roman"/>
-          <w:color w:val="000000" w:themeColor="text1"/>
-          <w:sz w:val="26"/>
-          <w:szCs w:val="26"/>
-          <w:lang w:val="en-US"/>
-        </w:rPr>
-      </w:pPr>
-      <w:r>
-        <w:rPr>
-          <w:rFonts w:ascii="Times New Roman" w:hAnsi="Times New Roman" w:cs="Times New Roman"/>
-          <w:color w:val="000000" w:themeColor="text1"/>
-          <w:sz w:val="26"/>
-          <w:szCs w:val="26"/>
-          <w:lang w:val="en-US"/>
-        </w:rPr>
-        <w:t>Dựa trên các kết quả nghiên cứu và thực nghiệm đã đạt được, hệ thống vẫn còn tiềm năng để tiếp tục tối ưu hóa và mở rộng nhằm tăng tính tiện dụng cũng như độ tin cậy trong thực tế:</w:t>
-      </w:r>
-    </w:p>
-    <w:p>
-      <w:pPr>
-        <w:pStyle w:val="ListParagraph"/>
-        <w:numPr>
-          <w:ilvl w:val="0"/>
-          <w:numId w:val="25"/>
-        </w:numPr>
-        <w:spacing w:line="360" w:lineRule="auto"/>
-        <w:jc w:val="both"/>
-        <w:rPr>
-          <w:rFonts w:ascii="Times New Roman" w:hAnsi="Times New Roman" w:cs="Times New Roman"/>
-          <w:color w:val="000000" w:themeColor="text1"/>
-          <w:sz w:val="26"/>
-          <w:szCs w:val="26"/>
-          <w:lang w:val="en-US"/>
-        </w:rPr>
-      </w:pPr>
-      <w:r>
-        <w:rPr>
-          <w:rFonts w:ascii="Times New Roman" w:hAnsi="Times New Roman" w:cs="Times New Roman"/>
-          <w:b/>
-          <w:bCs/>
-          <w:color w:val="000000" w:themeColor="text1"/>
-          <w:sz w:val="26"/>
-          <w:szCs w:val="26"/>
-        </w:rPr>
-        <w:t>Mở rộng hệ sinh thái thiết bị:</w:t>
-      </w:r>
-      <w:r>
-        <w:rPr>
-          <w:rFonts w:ascii="Times New Roman" w:hAnsi="Times New Roman" w:cs="Times New Roman"/>
-          <w:color w:val="000000" w:themeColor="text1"/>
-          <w:sz w:val="26"/>
-          <w:szCs w:val="26"/>
-        </w:rPr>
-        <w:t xml:space="preserve"> Phát triển khả năng kết nối với nhiều loại thiết bị ngoại vi khác (cảm biến nhiệt độ, độ ẩm, báo cháy) và xây dựng ứng dụng di động (Mobile App) chuyên biệt trên Android/iOS để quản lý tập trung.</w:t>
-      </w:r>
-    </w:p>
-    <w:p>
-      <w:pPr>
-        <w:pStyle w:val="ListParagraph"/>
-        <w:numPr>
-          <w:ilvl w:val="0"/>
-          <w:numId w:val="25"/>
-        </w:numPr>
-        <w:spacing w:line="360" w:lineRule="auto"/>
-        <w:jc w:val="both"/>
-        <w:rPr>
-          <w:rFonts w:ascii="Times New Roman" w:hAnsi="Times New Roman" w:cs="Times New Roman"/>
-          <w:color w:val="000000" w:themeColor="text1"/>
-          <w:sz w:val="26"/>
-          <w:szCs w:val="26"/>
-          <w:lang w:val="en-US"/>
-        </w:rPr>
-      </w:pPr>
-      <w:r>
-        <w:rPr>
-          <w:rFonts w:ascii="Times New Roman" w:hAnsi="Times New Roman" w:cs="Times New Roman"/>
-          <w:b/>
-          <w:bCs/>
-          <w:color w:val="000000" w:themeColor="text1"/>
-          <w:sz w:val="26"/>
-          <w:szCs w:val="26"/>
-        </w:rPr>
-        <w:lastRenderedPageBreak/>
-        <w:t>Nâng cao thuật toán Trí tuệ nhân tạo (AI Enhancement):</w:t>
-      </w:r>
-      <w:r>
-        <w:rPr>
-          <w:rFonts w:ascii="Times New Roman" w:hAnsi="Times New Roman" w:cs="Times New Roman"/>
-          <w:color w:val="000000" w:themeColor="text1"/>
-          <w:sz w:val="26"/>
-          <w:szCs w:val="26"/>
-        </w:rPr>
-        <w:t xml:space="preserve"> Tập trung cải thiện mô hình nhận diện cử chỉ để đạt độ chính xác cao hơn trong các điều kiện môi trường khó khăn, chẳng hạn như môi trường có ánh sáng phức tạp, thay đổi cường độ sáng đột ngột, hoặc khi người dùng thực hiện các cử chỉ ở khoảng cách xa với camera.</w:t>
-      </w:r>
-    </w:p>
-    <w:p>
-      <w:pPr>
-        <w:pStyle w:val="ListParagraph"/>
-        <w:numPr>
-          <w:ilvl w:val="0"/>
-          <w:numId w:val="25"/>
-        </w:numPr>
-        <w:spacing w:line="360" w:lineRule="auto"/>
-        <w:jc w:val="both"/>
-        <w:rPr>
-          <w:rFonts w:ascii="Times New Roman" w:hAnsi="Times New Roman" w:cs="Times New Roman"/>
-          <w:color w:val="000000" w:themeColor="text1"/>
-          <w:sz w:val="26"/>
-          <w:szCs w:val="26"/>
-          <w:lang w:val="en-US"/>
-        </w:rPr>
-      </w:pPr>
-      <w:r>
-        <w:rPr>
-          <w:rFonts w:ascii="Times New Roman" w:hAnsi="Times New Roman" w:cs="Times New Roman"/>
-          <w:b/>
-          <w:bCs/>
-          <w:color w:val="000000" w:themeColor="text1"/>
-          <w:sz w:val="26"/>
-          <w:szCs w:val="26"/>
-        </w:rPr>
-        <w:t>Mở rộng tính năng:</w:t>
-      </w:r>
-      <w:r>
-        <w:rPr>
-          <w:rFonts w:ascii="Times New Roman" w:hAnsi="Times New Roman" w:cs="Times New Roman"/>
-          <w:color w:val="000000" w:themeColor="text1"/>
-          <w:sz w:val="26"/>
-          <w:szCs w:val="26"/>
-        </w:rPr>
-        <w:t xml:space="preserve"> Nghiên cứu tích hợp thêm nhiều loại cử chỉ nâng cao và các giao thức bảo mật bổ sung (như nhận diện người dùng hoặc khóa bảo mật) để nâng cấp khả năng điều khiển, biến hệ thống trở nên thông minh và an toàn hơn.</w:t>
-      </w:r>
-    </w:p>
-    <w:p>
-      <w:pPr>
-        <w:pStyle w:val="ListParagraph"/>
-        <w:numPr>
-          <w:ilvl w:val="0"/>
-          <w:numId w:val="25"/>
-        </w:numPr>
-        <w:spacing w:line="360" w:lineRule="auto"/>
-        <w:jc w:val="both"/>
-        <w:rPr>
-          <w:rFonts w:ascii="Times New Roman" w:hAnsi="Times New Roman" w:cs="Times New Roman"/>
-          <w:color w:val="000000" w:themeColor="text1"/>
-          <w:sz w:val="26"/>
-          <w:szCs w:val="26"/>
-          <w:lang w:val="en-US"/>
-        </w:rPr>
-      </w:pPr>
-      <w:r>
-        <w:rPr>
-          <w:rFonts w:ascii="Times New Roman" w:hAnsi="Times New Roman" w:cs="Times New Roman"/>
-          <w:b/>
-          <w:bCs/>
-          <w:color w:val="000000" w:themeColor="text1"/>
-          <w:sz w:val="26"/>
-          <w:szCs w:val="26"/>
-        </w:rPr>
-        <w:t>Tối ưu hóa thuật toán nhận diện:</w:t>
-      </w:r>
-      <w:r>
-        <w:rPr>
-          <w:rFonts w:ascii="Times New Roman" w:hAnsi="Times New Roman" w:cs="Times New Roman"/>
-          <w:color w:val="000000" w:themeColor="text1"/>
-          <w:sz w:val="26"/>
-          <w:szCs w:val="26"/>
-        </w:rPr>
-        <w:t xml:space="preserve"> Nghiên cứu và tích hợp các mô hình học sâu (Deep Learning) tùy chỉnh để hệ thống có thể hoạt động chính xác trong điều kiện ánh sáng yếu hoặc môi trường có nhiều vật cản phức tạp.</w:t>
-      </w:r>
-    </w:p>
-    <w:p>
-      <w:pPr>
-        <w:pStyle w:val="NormalWeb"/>
-        <w:numPr>
-          <w:ilvl w:val="0"/>
-          <w:numId w:val="25"/>
-        </w:numPr>
-        <w:spacing w:line="360" w:lineRule="auto"/>
-        <w:rPr>
-          <w:sz w:val="26"/>
-          <w:szCs w:val="26"/>
-        </w:rPr>
-      </w:pPr>
-      <w:r>
-        <w:rPr>
-          <w:b/>
-          <w:bCs/>
-          <w:sz w:val="26"/>
-          <w:szCs w:val="26"/>
-        </w:rPr>
-        <w:t>Tối ưu hóa năng lượng:</w:t>
-      </w:r>
-      <w:r>
-        <w:rPr>
-          <w:sz w:val="26"/>
-          <w:szCs w:val="26"/>
-        </w:rPr>
-        <w:t xml:space="preserve"> Nghiên cứu sử dụng chế độ "Deep Sleep" cho ESP32 và đánh thức thiết bị qua MQTT để ứng dụng cho các thiết bị dùng pin.</w:t>
-      </w:r>
-    </w:p>
-    <w:p>
-      <w:pPr>
-        <w:pStyle w:val="NormalWeb"/>
-        <w:numPr>
-          <w:ilvl w:val="0"/>
-          <w:numId w:val="25"/>
-        </w:numPr>
-        <w:spacing w:line="360" w:lineRule="auto"/>
-        <w:rPr>
-          <w:sz w:val="26"/>
-          <w:szCs w:val="26"/>
-        </w:rPr>
-      </w:pPr>
-      <w:r>
-        <w:rPr>
-          <w:rStyle w:val="citation-94"/>
-          <w:b/>
-          <w:bCs/>
-          <w:sz w:val="26"/>
-          <w:szCs w:val="26"/>
-        </w:rPr>
-        <w:t>Bảo mật:</w:t>
-      </w:r>
-      <w:r>
-        <w:rPr>
-          <w:rStyle w:val="citation-94"/>
-          <w:sz w:val="26"/>
-          <w:szCs w:val="26"/>
-        </w:rPr>
-        <w:t xml:space="preserve"> Nâng cấp lên giao thức MQTT trên nền </w:t>
-      </w:r>
-      <w:r>
-        <w:rPr>
-          <w:rStyle w:val="citation-94"/>
-          <w:b/>
-          <w:bCs/>
-          <w:sz w:val="26"/>
-          <w:szCs w:val="26"/>
-        </w:rPr>
-        <w:t>TLS/SSL</w:t>
-      </w:r>
-      <w:r>
-        <w:rPr>
-          <w:rStyle w:val="citation-94"/>
-          <w:sz w:val="26"/>
-          <w:szCs w:val="26"/>
-          <w:lang w:val="vi-VN"/>
-        </w:rPr>
-        <w:t xml:space="preserve"> </w:t>
-      </w:r>
-      <w:r>
-        <w:rPr>
-          <w:sz w:val="26"/>
-          <w:szCs w:val="26"/>
-        </w:rPr>
-        <w:t>để mã hóa hoàn toàn dữ liệu điều khiển giữa Server và ESP32.</w:t>
-      </w:r>
-    </w:p>
-    <w:p>
-      <w:pPr>
-        <w:spacing w:line="360" w:lineRule="auto"/>
-        <w:ind w:left="360"/>
-        <w:jc w:val="both"/>
-        <w:rPr>
-          <w:rFonts w:ascii="Times New Roman" w:hAnsi="Times New Roman" w:cs="Times New Roman"/>
-          <w:color w:val="000000" w:themeColor="text1"/>
-          <w:sz w:val="26"/>
-          <w:szCs w:val="26"/>
-        </w:rPr>
-      </w:pPr>
-    </w:p>
-    <w:p>
-      <w:pPr>
-        <w:spacing w:line="360" w:lineRule="auto"/>
-        <w:jc w:val="both"/>
-        <w:rPr>
-          <w:rFonts w:ascii="Times New Roman" w:hAnsi="Times New Roman" w:cs="Times New Roman"/>
-          <w:color w:val="000000" w:themeColor="text1"/>
-          <w:sz w:val="26"/>
-          <w:szCs w:val="26"/>
-          <w:lang w:val="en-US"/>
-        </w:rPr>
-      </w:pPr>
-    </w:p>
-    <w:p>
-      <w:pPr>
-        <w:spacing w:line="360" w:lineRule="auto"/>
-        <w:jc w:val="both"/>
-        <w:rPr>
-          <w:rFonts w:ascii="Times New Roman" w:hAnsi="Times New Roman" w:cs="Times New Roman"/>
-          <w:b/>
-          <w:bCs/>
-          <w:color w:val="000000" w:themeColor="text1"/>
-          <w:sz w:val="26"/>
-          <w:szCs w:val="26"/>
-        </w:rPr>
-      </w:pPr>
-    </w:p>
-    <w:p>
-      <w:pPr>
-        <w:spacing w:line="360" w:lineRule="auto"/>
-        <w:jc w:val="both"/>
-        <w:rPr>
-          <w:rFonts w:ascii="Times New Roman" w:hAnsi="Times New Roman" w:cs="Times New Roman"/>
-          <w:b/>
-          <w:bCs/>
-          <w:color w:val="000000" w:themeColor="text1"/>
-          <w:sz w:val="26"/>
-          <w:szCs w:val="26"/>
-        </w:rPr>
-      </w:pPr>
-    </w:p>
-    <w:p>
-      <w:pPr>
-        <w:spacing w:line="360" w:lineRule="auto"/>
-        <w:jc w:val="both"/>
-        <w:rPr>
-          <w:rFonts w:ascii="Times New Roman" w:hAnsi="Times New Roman" w:cs="Times New Roman"/>
-          <w:b/>
-          <w:bCs/>
-          <w:color w:val="000000" w:themeColor="text1"/>
-          <w:sz w:val="26"/>
-          <w:szCs w:val="26"/>
+          <w:rFonts w:ascii="Times New Roman" w:hAnsi="Times New Roman" w:cs="Times New Roman"/>
+          <w:color w:val="000000" w:themeColor="text1"/>
+          <w:sz w:val="26"/>
+          <w:szCs w:val="26"/>
+          <w:lang w:val="en-US"/>
         </w:rPr>
       </w:pPr>
     </w:p>
@@ -24206,13 +24044,14 @@
           <w:szCs w:val="36"/>
         </w:rPr>
       </w:pPr>
-      <w:bookmarkStart w:id="78" w:name="_Toc226674094"/>
+      <w:bookmarkStart w:id="78" w:name="_Toc227768110"/>
       <w:r>
         <w:rPr>
           <w:rFonts w:cs="Times New Roman"/>
           <w:sz w:val="36"/>
           <w:szCs w:val="36"/>
         </w:rPr>
+        <w:lastRenderedPageBreak/>
         <w:t>Tài liệu tham khảo</w:t>
       </w:r>
       <w:bookmarkEnd w:id="78"/>
@@ -30391,6 +30230,7 @@
   <w:style w:type="character" w:default="1" w:styleId="DefaultParagraphFont">
     <w:name w:val="Default Paragraph Font"/>
     <w:uiPriority w:val="1"/>
+    <w:semiHidden/>
     <w:unhideWhenUsed/>
   </w:style>
   <w:style w:type="table" w:default="1" w:styleId="TableNormal">
